--- a/All_Books/10_UNIVERSE_BEYOND_BIG_BANG/UNIVERSE_BEYOND_BIG_BANG_vi.docx
+++ b/All_Books/10_UNIVERSE_BEYOND_BIG_BANG/UNIVERSE_BEYOND_BIG_BANG_vi.docx
@@ -360,7 +360,7 @@
                     </pic:cNvPicPr>
                   </pic:nvPicPr>
                   <pic:blipFill>
-                    <a:blip r:embed="rId4"/>
+                    <a:blip r:embed="rId5"/>
                     <a:stretch>
                       <a:fillRect/>
                     </a:stretch>
@@ -588,7 +588,7 @@
         </w:p>
         <w:p>
           <w:pPr>
-            <w:pStyle w:val="11"/>
+            <w:pStyle w:val="12"/>
             <w:keepNext w:val="0"/>
             <w:keepLines w:val="0"/>
             <w:pageBreakBefore w:val="0"/>
@@ -695,7 +695,7 @@
         </w:p>
         <w:p>
           <w:pPr>
-            <w:pStyle w:val="11"/>
+            <w:pStyle w:val="12"/>
             <w:keepNext w:val="0"/>
             <w:keepLines w:val="0"/>
             <w:pageBreakBefore w:val="0"/>
@@ -776,7 +776,7 @@
         </w:p>
         <w:p>
           <w:pPr>
-            <w:pStyle w:val="12"/>
+            <w:pStyle w:val="13"/>
             <w:keepNext w:val="0"/>
             <w:keepLines w:val="0"/>
             <w:pageBreakBefore w:val="0"/>
@@ -856,7 +856,7 @@
         </w:p>
         <w:p>
           <w:pPr>
-            <w:pStyle w:val="12"/>
+            <w:pStyle w:val="13"/>
             <w:keepNext w:val="0"/>
             <w:keepLines w:val="0"/>
             <w:pageBreakBefore w:val="0"/>
@@ -937,7 +937,7 @@
         </w:p>
         <w:p>
           <w:pPr>
-            <w:pStyle w:val="12"/>
+            <w:pStyle w:val="13"/>
             <w:keepNext w:val="0"/>
             <w:keepLines w:val="0"/>
             <w:pageBreakBefore w:val="0"/>
@@ -1018,7 +1018,7 @@
         </w:p>
         <w:p>
           <w:pPr>
-            <w:pStyle w:val="11"/>
+            <w:pStyle w:val="12"/>
             <w:keepNext w:val="0"/>
             <w:keepLines w:val="0"/>
             <w:pageBreakBefore w:val="0"/>
@@ -1100,7 +1100,7 @@
         </w:p>
         <w:p>
           <w:pPr>
-            <w:pStyle w:val="12"/>
+            <w:pStyle w:val="13"/>
             <w:keepNext w:val="0"/>
             <w:keepLines w:val="0"/>
             <w:pageBreakBefore w:val="0"/>
@@ -1181,7 +1181,7 @@
         </w:p>
         <w:p>
           <w:pPr>
-            <w:pStyle w:val="12"/>
+            <w:pStyle w:val="13"/>
             <w:keepNext w:val="0"/>
             <w:keepLines w:val="0"/>
             <w:pageBreakBefore w:val="0"/>
@@ -1262,7 +1262,7 @@
         </w:p>
         <w:p>
           <w:pPr>
-            <w:pStyle w:val="12"/>
+            <w:pStyle w:val="13"/>
             <w:keepNext w:val="0"/>
             <w:keepLines w:val="0"/>
             <w:pageBreakBefore w:val="0"/>
@@ -1343,7 +1343,7 @@
         </w:p>
         <w:p>
           <w:pPr>
-            <w:pStyle w:val="12"/>
+            <w:pStyle w:val="13"/>
             <w:keepNext w:val="0"/>
             <w:keepLines w:val="0"/>
             <w:pageBreakBefore w:val="0"/>
@@ -1424,7 +1424,7 @@
         </w:p>
         <w:p>
           <w:pPr>
-            <w:pStyle w:val="12"/>
+            <w:pStyle w:val="13"/>
             <w:keepNext w:val="0"/>
             <w:keepLines w:val="0"/>
             <w:pageBreakBefore w:val="0"/>
@@ -1505,7 +1505,7 @@
         </w:p>
         <w:p>
           <w:pPr>
-            <w:pStyle w:val="11"/>
+            <w:pStyle w:val="12"/>
             <w:keepNext w:val="0"/>
             <w:keepLines w:val="0"/>
             <w:pageBreakBefore w:val="0"/>
@@ -1587,7 +1587,7 @@
         </w:p>
         <w:p>
           <w:pPr>
-            <w:pStyle w:val="12"/>
+            <w:pStyle w:val="13"/>
             <w:keepNext w:val="0"/>
             <w:keepLines w:val="0"/>
             <w:pageBreakBefore w:val="0"/>
@@ -1668,7 +1668,7 @@
         </w:p>
         <w:p>
           <w:pPr>
-            <w:pStyle w:val="12"/>
+            <w:pStyle w:val="13"/>
             <w:keepNext w:val="0"/>
             <w:keepLines w:val="0"/>
             <w:pageBreakBefore w:val="0"/>
@@ -1749,7 +1749,7 @@
         </w:p>
         <w:p>
           <w:pPr>
-            <w:pStyle w:val="12"/>
+            <w:pStyle w:val="13"/>
             <w:keepNext w:val="0"/>
             <w:keepLines w:val="0"/>
             <w:pageBreakBefore w:val="0"/>
@@ -1830,7 +1830,7 @@
         </w:p>
         <w:p>
           <w:pPr>
-            <w:pStyle w:val="12"/>
+            <w:pStyle w:val="13"/>
             <w:keepNext w:val="0"/>
             <w:keepLines w:val="0"/>
             <w:pageBreakBefore w:val="0"/>
@@ -1911,7 +1911,7 @@
         </w:p>
         <w:p>
           <w:pPr>
-            <w:pStyle w:val="11"/>
+            <w:pStyle w:val="12"/>
             <w:keepNext w:val="0"/>
             <w:keepLines w:val="0"/>
             <w:pageBreakBefore w:val="0"/>
@@ -1993,7 +1993,7 @@
         </w:p>
         <w:p>
           <w:pPr>
-            <w:pStyle w:val="12"/>
+            <w:pStyle w:val="13"/>
             <w:keepNext w:val="0"/>
             <w:keepLines w:val="0"/>
             <w:pageBreakBefore w:val="0"/>
@@ -2074,7 +2074,7 @@
         </w:p>
         <w:p>
           <w:pPr>
-            <w:pStyle w:val="12"/>
+            <w:pStyle w:val="13"/>
             <w:keepNext w:val="0"/>
             <w:keepLines w:val="0"/>
             <w:pageBreakBefore w:val="0"/>
@@ -2155,7 +2155,7 @@
         </w:p>
         <w:p>
           <w:pPr>
-            <w:pStyle w:val="12"/>
+            <w:pStyle w:val="13"/>
             <w:keepNext w:val="0"/>
             <w:keepLines w:val="0"/>
             <w:pageBreakBefore w:val="0"/>
@@ -2236,7 +2236,7 @@
         </w:p>
         <w:p>
           <w:pPr>
-            <w:pStyle w:val="12"/>
+            <w:pStyle w:val="13"/>
             <w:keepNext w:val="0"/>
             <w:keepLines w:val="0"/>
             <w:pageBreakBefore w:val="0"/>
@@ -2317,7 +2317,7 @@
         </w:p>
         <w:p>
           <w:pPr>
-            <w:pStyle w:val="11"/>
+            <w:pStyle w:val="12"/>
             <w:keepNext w:val="0"/>
             <w:keepLines w:val="0"/>
             <w:pageBreakBefore w:val="0"/>
@@ -2399,7 +2399,7 @@
         </w:p>
         <w:p>
           <w:pPr>
-            <w:pStyle w:val="12"/>
+            <w:pStyle w:val="13"/>
             <w:keepNext w:val="0"/>
             <w:keepLines w:val="0"/>
             <w:pageBreakBefore w:val="0"/>
@@ -2480,7 +2480,7 @@
         </w:p>
         <w:p>
           <w:pPr>
-            <w:pStyle w:val="12"/>
+            <w:pStyle w:val="13"/>
             <w:keepNext w:val="0"/>
             <w:keepLines w:val="0"/>
             <w:pageBreakBefore w:val="0"/>
@@ -2561,7 +2561,7 @@
         </w:p>
         <w:p>
           <w:pPr>
-            <w:pStyle w:val="12"/>
+            <w:pStyle w:val="13"/>
             <w:keepNext w:val="0"/>
             <w:keepLines w:val="0"/>
             <w:pageBreakBefore w:val="0"/>
@@ -2642,7 +2642,7 @@
         </w:p>
         <w:p>
           <w:pPr>
-            <w:pStyle w:val="12"/>
+            <w:pStyle w:val="13"/>
             <w:keepNext w:val="0"/>
             <w:keepLines w:val="0"/>
             <w:pageBreakBefore w:val="0"/>
@@ -2723,7 +2723,7 @@
         </w:p>
         <w:p>
           <w:pPr>
-            <w:pStyle w:val="12"/>
+            <w:pStyle w:val="13"/>
             <w:keepNext w:val="0"/>
             <w:keepLines w:val="0"/>
             <w:pageBreakBefore w:val="0"/>
@@ -24476,13 +24476,17 @@
         <w:jc w:val="both"/>
         <w:rPr>
           <w:rFonts w:hint="default" w:ascii="Palatino Linotype" w:hAnsi="Palatino Linotype"/>
-          <w:sz w:val="28"/>
-          <w:szCs w:val="28"/>
-        </w:rPr>
-      </w:pPr>
-      <w:r>
-        <w:rPr>
-          <w:rFonts w:hint="default" w:ascii="Palatino Linotype" w:hAnsi="Palatino Linotype"/>
+          <w:b/>
+          <w:bCs/>
+          <w:sz w:val="28"/>
+          <w:szCs w:val="28"/>
+        </w:rPr>
+      </w:pPr>
+      <w:r>
+        <w:rPr>
+          <w:rFonts w:hint="default" w:ascii="Palatino Linotype" w:hAnsi="Palatino Linotype"/>
+          <w:b/>
+          <w:bCs/>
           <w:sz w:val="28"/>
           <w:szCs w:val="28"/>
         </w:rPr>
@@ -24502,74 +24506,81 @@
     </w:p>
     <w:p>
       <w:pPr>
-        <w:jc w:val="both"/>
-        <w:rPr>
-          <w:rFonts w:hint="default" w:ascii="Palatino Linotype" w:hAnsi="Palatino Linotype"/>
-          <w:sz w:val="28"/>
-          <w:szCs w:val="28"/>
-        </w:rPr>
-      </w:pPr>
-      <w:r>
-        <w:rPr>
-          <w:rFonts w:hint="default" w:ascii="Palatino Linotype" w:hAnsi="Palatino Linotype"/>
-          <w:sz w:val="28"/>
-          <w:szCs w:val="28"/>
-        </w:rPr>
-        <w:t>- Các ngôi sao, hành tinh, với hình dạng cầu đặc trưng, chính là những "hạt cơ bản" của cấp độ này. Một thiên thể được cấu thành từ vô số các hạt ở cấp độ nhỏ hơn.</w:t>
-      </w:r>
-    </w:p>
-    <w:p>
-      <w:pPr>
-        <w:jc w:val="both"/>
-        <w:rPr>
-          <w:rFonts w:hint="default" w:ascii="Palatino Linotype" w:hAnsi="Palatino Linotype"/>
-          <w:sz w:val="28"/>
-          <w:szCs w:val="28"/>
-          <w:lang w:val="en-US"/>
-        </w:rPr>
-      </w:pPr>
-    </w:p>
-    <w:p>
-      <w:pPr>
-        <w:jc w:val="both"/>
-        <w:rPr>
-          <w:rFonts w:hint="default" w:ascii="Palatino Linotype" w:hAnsi="Palatino Linotype"/>
-          <w:sz w:val="28"/>
-          <w:szCs w:val="28"/>
-        </w:rPr>
-      </w:pPr>
-      <w:r>
-        <w:rPr>
-          <w:rFonts w:hint="default" w:ascii="Palatino Linotype" w:hAnsi="Palatino Linotype"/>
-          <w:sz w:val="28"/>
-          <w:szCs w:val="28"/>
-        </w:rPr>
-        <w:t>- Từ những "hạt" này, các cấu trúc trung gian phức tạp hơn được hình thành: Hệ Mặt Trời, Thiên Hà, Cụm Thiên Hà...</w:t>
-      </w:r>
-    </w:p>
-    <w:p>
-      <w:pPr>
-        <w:jc w:val="both"/>
-        <w:rPr>
-          <w:rFonts w:hint="default" w:ascii="Palatino Linotype" w:hAnsi="Palatino Linotype"/>
-          <w:sz w:val="28"/>
-          <w:szCs w:val="28"/>
-          <w:lang w:val="en-US"/>
-        </w:rPr>
-      </w:pPr>
-    </w:p>
-    <w:p>
-      <w:pPr>
-        <w:jc w:val="both"/>
-        <w:rPr>
-          <w:rFonts w:hint="default" w:ascii="Palatino Linotype" w:hAnsi="Palatino Linotype"/>
-          <w:sz w:val="28"/>
-          <w:szCs w:val="28"/>
-        </w:rPr>
-      </w:pPr>
-      <w:r>
-        <w:rPr>
-          <w:rFonts w:hint="default" w:ascii="Palatino Linotype" w:hAnsi="Palatino Linotype"/>
+        <w:ind w:left="400" w:leftChars="200" w:firstLine="0" w:firstLineChars="0"/>
+        <w:jc w:val="both"/>
+        <w:rPr>
+          <w:rFonts w:hint="default" w:ascii="Palatino Linotype" w:hAnsi="Palatino Linotype"/>
+          <w:sz w:val="28"/>
+          <w:szCs w:val="28"/>
+        </w:rPr>
+      </w:pPr>
+      <w:r>
+        <w:rPr>
+          <w:rFonts w:hint="default" w:ascii="Palatino Linotype" w:hAnsi="Palatino Linotype"/>
+          <w:sz w:val="28"/>
+          <w:szCs w:val="28"/>
+        </w:rPr>
+        <w:t>Các ngôi sao, hành tinh, với hình dạng cầu đặc trưng, chính là những "hạt cơ bản" của cấp độ này. Một thiên thể được cấu thành từ vô số các hạt ở cấp độ nhỏ hơn.</w:t>
+      </w:r>
+    </w:p>
+    <w:p>
+      <w:pPr>
+        <w:ind w:left="400" w:leftChars="200" w:firstLine="0" w:firstLineChars="0"/>
+        <w:jc w:val="both"/>
+        <w:rPr>
+          <w:rFonts w:hint="default" w:ascii="Palatino Linotype" w:hAnsi="Palatino Linotype"/>
+          <w:sz w:val="28"/>
+          <w:szCs w:val="28"/>
+          <w:lang w:val="en-US"/>
+        </w:rPr>
+      </w:pPr>
+    </w:p>
+    <w:p>
+      <w:pPr>
+        <w:ind w:left="400" w:leftChars="200" w:firstLine="0" w:firstLineChars="0"/>
+        <w:jc w:val="both"/>
+        <w:rPr>
+          <w:rFonts w:hint="default" w:ascii="Palatino Linotype" w:hAnsi="Palatino Linotype"/>
+          <w:sz w:val="28"/>
+          <w:szCs w:val="28"/>
+        </w:rPr>
+      </w:pPr>
+      <w:r>
+        <w:rPr>
+          <w:rFonts w:hint="default" w:ascii="Palatino Linotype" w:hAnsi="Palatino Linotype"/>
+          <w:sz w:val="28"/>
+          <w:szCs w:val="28"/>
+        </w:rPr>
+        <w:t>Từ những "hạt" này, các cấu trúc trung gian phức tạp hơn được hình thành: Hệ Mặt Trời, Thiên Hà, Cụm Thiên Hà...</w:t>
+      </w:r>
+    </w:p>
+    <w:p>
+      <w:pPr>
+        <w:jc w:val="both"/>
+        <w:rPr>
+          <w:rFonts w:hint="default" w:ascii="Palatino Linotype" w:hAnsi="Palatino Linotype"/>
+          <w:sz w:val="28"/>
+          <w:szCs w:val="28"/>
+          <w:lang w:val="en-US"/>
+        </w:rPr>
+      </w:pPr>
+    </w:p>
+    <w:p>
+      <w:pPr>
+        <w:jc w:val="both"/>
+        <w:rPr>
+          <w:rFonts w:hint="default" w:ascii="Palatino Linotype" w:hAnsi="Palatino Linotype"/>
+          <w:b/>
+          <w:bCs/>
+          <w:sz w:val="28"/>
+          <w:szCs w:val="28"/>
+        </w:rPr>
+      </w:pPr>
+      <w:r>
+        <w:rPr>
+          <w:rFonts w:hint="default" w:ascii="Palatino Linotype" w:hAnsi="Palatino Linotype"/>
+          <w:b/>
+          <w:bCs/>
           <w:sz w:val="28"/>
           <w:szCs w:val="28"/>
         </w:rPr>
@@ -24589,136 +24600,145 @@
     </w:p>
     <w:p>
       <w:pPr>
-        <w:jc w:val="both"/>
-        <w:rPr>
-          <w:rFonts w:hint="default" w:ascii="Palatino Linotype" w:hAnsi="Palatino Linotype"/>
-          <w:sz w:val="28"/>
-          <w:szCs w:val="28"/>
-        </w:rPr>
-      </w:pPr>
-      <w:r>
-        <w:rPr>
-          <w:rFonts w:hint="default" w:ascii="Palatino Linotype" w:hAnsi="Palatino Linotype"/>
-          <w:sz w:val="28"/>
-          <w:szCs w:val="28"/>
-        </w:rPr>
-        <w:t>- Hành trình đi tìm Hạt Cơ Bản Cấp 0 chính là hành trình của vật lý hạt. Chúng ta đã khám phá ra nguyên tử, nhưng nó rõ ràng là một "cấu trúc trung gian" giống Hệ Mặt Trời. Chúng ta đi sâu hơn và tìm thấy proton, neutron, electron. Chúng có phải là Hạt Cơ Bản Cấp 0 không?</w:t>
-      </w:r>
-    </w:p>
-    <w:p>
-      <w:pPr>
-        <w:jc w:val="both"/>
-        <w:rPr>
-          <w:rFonts w:hint="default" w:ascii="Palatino Linotype" w:hAnsi="Palatino Linotype"/>
-          <w:sz w:val="28"/>
-          <w:szCs w:val="28"/>
-          <w:lang w:val="en-US"/>
-        </w:rPr>
-      </w:pPr>
-    </w:p>
-    <w:p>
-      <w:pPr>
-        <w:jc w:val="both"/>
-        <w:rPr>
-          <w:rFonts w:hint="default" w:ascii="Palatino Linotype" w:hAnsi="Palatino Linotype"/>
-          <w:sz w:val="28"/>
-          <w:szCs w:val="28"/>
-        </w:rPr>
-      </w:pPr>
-      <w:r>
-        <w:rPr>
-          <w:rFonts w:hint="default" w:ascii="Palatino Linotype" w:hAnsi="Palatino Linotype"/>
-          <w:sz w:val="28"/>
-          <w:szCs w:val="28"/>
-        </w:rPr>
-        <w:t>- Theo logic của chúng ta, nếu một thiên thể (Cấp +1) được tạo từ vô số hạt Cấp 0, thì một hạt Cấp 0 cũng phải được tạo từ vô số hạt Cấp -1.</w:t>
-      </w:r>
-    </w:p>
-    <w:p>
-      <w:pPr>
-        <w:jc w:val="both"/>
-        <w:rPr>
-          <w:rFonts w:hint="default" w:ascii="Palatino Linotype" w:hAnsi="Palatino Linotype"/>
-          <w:sz w:val="28"/>
-          <w:szCs w:val="28"/>
-          <w:lang w:val="en-US"/>
-        </w:rPr>
-      </w:pPr>
-    </w:p>
-    <w:p>
-      <w:pPr>
-        <w:jc w:val="both"/>
-        <w:rPr>
-          <w:rFonts w:hint="default" w:ascii="Palatino Linotype" w:hAnsi="Palatino Linotype"/>
-          <w:sz w:val="28"/>
-          <w:szCs w:val="28"/>
-        </w:rPr>
-      </w:pPr>
-      <w:r>
-        <w:rPr>
-          <w:rFonts w:hint="default" w:ascii="Palatino Linotype" w:hAnsi="Palatino Linotype"/>
-          <w:sz w:val="28"/>
-          <w:szCs w:val="28"/>
-        </w:rPr>
-        <w:t>- Nhưng ở đây, chúng ta gặp một mâu thuẫn với khoa học hiện tại. Vật lý nói rằng một proton chỉ được tạo thành từ 3 quark. Nếu vậy, proton không thể là một "Hạt Cơ Bản" theo định nghĩa của chúng ta, mà chỉ là một "cấu trúc trung gian" rất nhỏ. Và quark, vì chỉ có 3 hạt tạo nên một cấu trúc lớn hơn, cũng không thể là "Hạt Cơ Bản" của cấp độ ngay bên dưới.</w:t>
-      </w:r>
-    </w:p>
-    <w:p>
-      <w:pPr>
-        <w:jc w:val="both"/>
-        <w:rPr>
-          <w:rFonts w:hint="default" w:ascii="Palatino Linotype" w:hAnsi="Palatino Linotype"/>
-          <w:sz w:val="28"/>
-          <w:szCs w:val="28"/>
-          <w:lang w:val="en-US"/>
-        </w:rPr>
-      </w:pPr>
-    </w:p>
-    <w:p>
-      <w:pPr>
-        <w:jc w:val="both"/>
-        <w:rPr>
-          <w:rFonts w:hint="default" w:ascii="Palatino Linotype" w:hAnsi="Palatino Linotype"/>
-          <w:sz w:val="28"/>
-          <w:szCs w:val="28"/>
-        </w:rPr>
-      </w:pPr>
-      <w:r>
-        <w:rPr>
-          <w:rFonts w:hint="default" w:ascii="Palatino Linotype" w:hAnsi="Palatino Linotype"/>
-          <w:sz w:val="28"/>
-          <w:szCs w:val="28"/>
-        </w:rPr>
-        <w:t>- Điều này không có nghĩa là mô hình fractal của chúng ta sai. Nó chỉ gợi ý một khả năng đáng kinh ngạc: rằng khoa học hiện đại, ngay cả với những máy gia tốc hạt mạnh nhất, có lẽ vẫn chưa chạm tới được "Hạt Cơ Bản" thực sự của Cấp 0, và càng chưa thể biết đến Hạt Cơ Bản của Cấp -1. Proton, neutron, electron, và cả quark, có thể đều chỉ là những "cấu trúc trung gian" phức tạp trên hành trình đi vào thế giới vi mô.</w:t>
-      </w:r>
-    </w:p>
-    <w:p>
-      <w:pPr>
-        <w:jc w:val="both"/>
-        <w:rPr>
-          <w:rFonts w:hint="default" w:ascii="Palatino Linotype" w:hAnsi="Palatino Linotype"/>
-          <w:sz w:val="28"/>
-          <w:szCs w:val="28"/>
-          <w:lang w:val="en-US"/>
-        </w:rPr>
-      </w:pPr>
-    </w:p>
-    <w:p>
-      <w:pPr>
-        <w:jc w:val="both"/>
-        <w:rPr>
-          <w:rFonts w:hint="default" w:ascii="Palatino Linotype" w:hAnsi="Palatino Linotype"/>
-          <w:sz w:val="28"/>
-          <w:szCs w:val="28"/>
-        </w:rPr>
-      </w:pPr>
-      <w:r>
-        <w:rPr>
-          <w:rFonts w:hint="default" w:ascii="Palatino Linotype" w:hAnsi="Palatino Linotype"/>
-          <w:sz w:val="28"/>
-          <w:szCs w:val="28"/>
-        </w:rPr>
-        <w:t>- "Hạt Cơ Bản" thực sự của Cấp 0 và các cấp nhỏ hơn vẫn còn là một ẩn số, những thế giới vi mô mà chúng ta chưa từng biết tới.</w:t>
+        <w:ind w:left="400" w:leftChars="200" w:firstLine="0" w:firstLineChars="0"/>
+        <w:jc w:val="both"/>
+        <w:rPr>
+          <w:rFonts w:hint="default" w:ascii="Palatino Linotype" w:hAnsi="Palatino Linotype"/>
+          <w:sz w:val="28"/>
+          <w:szCs w:val="28"/>
+        </w:rPr>
+      </w:pPr>
+      <w:r>
+        <w:rPr>
+          <w:rFonts w:hint="default" w:ascii="Palatino Linotype" w:hAnsi="Palatino Linotype"/>
+          <w:sz w:val="28"/>
+          <w:szCs w:val="28"/>
+        </w:rPr>
+        <w:t>Hành trình đi tìm Hạt Cơ Bản Cấp 0 chính là hành trình của vật lý hạt. Chúng ta đã khám phá ra nguyên tử, nhưng nó rõ ràng là một "cấu trúc trung gian" giống Hệ Mặt Trời. Chúng ta đi sâu hơn và tìm thấy proton, neutron, electron. Chúng có phải là Hạt Cơ Bản Cấp 0 không?</w:t>
+      </w:r>
+    </w:p>
+    <w:p>
+      <w:pPr>
+        <w:ind w:left="400" w:leftChars="200" w:firstLine="0" w:firstLineChars="0"/>
+        <w:jc w:val="both"/>
+        <w:rPr>
+          <w:rFonts w:hint="default" w:ascii="Palatino Linotype" w:hAnsi="Palatino Linotype"/>
+          <w:sz w:val="28"/>
+          <w:szCs w:val="28"/>
+          <w:lang w:val="en-US"/>
+        </w:rPr>
+      </w:pPr>
+    </w:p>
+    <w:p>
+      <w:pPr>
+        <w:ind w:left="400" w:leftChars="200" w:firstLine="0" w:firstLineChars="0"/>
+        <w:jc w:val="both"/>
+        <w:rPr>
+          <w:rFonts w:hint="default" w:ascii="Palatino Linotype" w:hAnsi="Palatino Linotype"/>
+          <w:sz w:val="28"/>
+          <w:szCs w:val="28"/>
+        </w:rPr>
+      </w:pPr>
+      <w:r>
+        <w:rPr>
+          <w:rFonts w:hint="default" w:ascii="Palatino Linotype" w:hAnsi="Palatino Linotype"/>
+          <w:sz w:val="28"/>
+          <w:szCs w:val="28"/>
+        </w:rPr>
+        <w:t>Theo logic của chúng ta, nếu một thiên thể (Cấp +1) được tạo từ vô số hạt Cấp 0, thì một hạt Cấp 0 cũng phải được tạo từ vô số hạt Cấp -1.</w:t>
+      </w:r>
+    </w:p>
+    <w:p>
+      <w:pPr>
+        <w:ind w:left="400" w:leftChars="200" w:firstLine="0" w:firstLineChars="0"/>
+        <w:jc w:val="both"/>
+        <w:rPr>
+          <w:rFonts w:hint="default" w:ascii="Palatino Linotype" w:hAnsi="Palatino Linotype"/>
+          <w:sz w:val="28"/>
+          <w:szCs w:val="28"/>
+          <w:lang w:val="en-US"/>
+        </w:rPr>
+      </w:pPr>
+    </w:p>
+    <w:p>
+      <w:pPr>
+        <w:ind w:left="400" w:leftChars="200" w:firstLine="0" w:firstLineChars="0"/>
+        <w:jc w:val="both"/>
+        <w:rPr>
+          <w:rFonts w:hint="default" w:ascii="Palatino Linotype" w:hAnsi="Palatino Linotype"/>
+          <w:sz w:val="28"/>
+          <w:szCs w:val="28"/>
+        </w:rPr>
+      </w:pPr>
+      <w:r>
+        <w:rPr>
+          <w:rFonts w:hint="default" w:ascii="Palatino Linotype" w:hAnsi="Palatino Linotype"/>
+          <w:sz w:val="28"/>
+          <w:szCs w:val="28"/>
+        </w:rPr>
+        <w:t>Nhưng ở đây, chúng ta gặp một mâu thuẫn với khoa học hiện tại. Vật lý nói rằng một proton chỉ được tạo thành từ 3 quark. Nếu vậy, proton không thể là một "Hạt Cơ Bản" theo định nghĩa của chúng ta, mà chỉ là một "cấu trúc trung gian" rất nhỏ. Và quark, vì chỉ có 3 hạt tạo nên một cấu trúc lớn hơn, cũng không thể là "Hạt Cơ Bản" của cấp độ ngay bên dưới.</w:t>
+      </w:r>
+    </w:p>
+    <w:p>
+      <w:pPr>
+        <w:ind w:left="400" w:leftChars="200" w:firstLine="0" w:firstLineChars="0"/>
+        <w:jc w:val="both"/>
+        <w:rPr>
+          <w:rFonts w:hint="default" w:ascii="Palatino Linotype" w:hAnsi="Palatino Linotype"/>
+          <w:sz w:val="28"/>
+          <w:szCs w:val="28"/>
+          <w:lang w:val="en-US"/>
+        </w:rPr>
+      </w:pPr>
+    </w:p>
+    <w:p>
+      <w:pPr>
+        <w:ind w:left="400" w:leftChars="200" w:firstLine="0" w:firstLineChars="0"/>
+        <w:jc w:val="both"/>
+        <w:rPr>
+          <w:rFonts w:hint="default" w:ascii="Palatino Linotype" w:hAnsi="Palatino Linotype"/>
+          <w:sz w:val="28"/>
+          <w:szCs w:val="28"/>
+        </w:rPr>
+      </w:pPr>
+      <w:r>
+        <w:rPr>
+          <w:rFonts w:hint="default" w:ascii="Palatino Linotype" w:hAnsi="Palatino Linotype"/>
+          <w:sz w:val="28"/>
+          <w:szCs w:val="28"/>
+        </w:rPr>
+        <w:t>Điều này không có nghĩa là mô hình fractal của chúng ta sai. Nó chỉ gợi ý một khả năng đáng kinh ngạc: rằng khoa học hiện đại, ngay cả với những máy gia tốc hạt mạnh nhất, có lẽ vẫn chưa chạm tới được "Hạt Cơ Bản" thực sự của Cấp 0, và càng chưa thể biết đến Hạt Cơ Bản của Cấp -1. Proton, neutron, electron, và cả quark, có thể đều chỉ là những "cấu trúc trung gian" phức tạp trên hành trình đi vào thế giới vi mô.</w:t>
+      </w:r>
+    </w:p>
+    <w:p>
+      <w:pPr>
+        <w:ind w:left="400" w:leftChars="200" w:firstLine="0" w:firstLineChars="0"/>
+        <w:jc w:val="both"/>
+        <w:rPr>
+          <w:rFonts w:hint="default" w:ascii="Palatino Linotype" w:hAnsi="Palatino Linotype"/>
+          <w:sz w:val="28"/>
+          <w:szCs w:val="28"/>
+          <w:lang w:val="en-US"/>
+        </w:rPr>
+      </w:pPr>
+    </w:p>
+    <w:p>
+      <w:pPr>
+        <w:ind w:left="400" w:leftChars="200" w:firstLine="0" w:firstLineChars="0"/>
+        <w:jc w:val="both"/>
+        <w:rPr>
+          <w:rFonts w:hint="default" w:ascii="Palatino Linotype" w:hAnsi="Palatino Linotype"/>
+          <w:sz w:val="28"/>
+          <w:szCs w:val="28"/>
+        </w:rPr>
+      </w:pPr>
+      <w:r>
+        <w:rPr>
+          <w:rFonts w:hint="default" w:ascii="Palatino Linotype" w:hAnsi="Palatino Linotype"/>
+          <w:sz w:val="28"/>
+          <w:szCs w:val="28"/>
+        </w:rPr>
+        <w:t>"Hạt Cơ Bản" thực sự của Cấp 0 và các cấp nhỏ hơn vẫn còn là một ẩn số, những thế giới vi mô mà chúng ta chưa từng biết tới.</w:t>
       </w:r>
     </w:p>
     <w:p>
@@ -26850,6 +26870,8 @@
           <w:szCs w:val="28"/>
         </w:rPr>
       </w:pPr>
+      <w:bookmarkStart w:id="28" w:name="_GoBack"/>
+      <w:bookmarkEnd w:id="28"/>
       <w:r>
         <w:rPr>
           <w:rFonts w:hint="default" w:ascii="Palatino Linotype" w:hAnsi="Palatino Linotype" w:cs="Palatino Linotype"/>
@@ -27615,7 +27637,7 @@
     </w:p>
     <w:p>
       <w:pPr>
-        <w:pStyle w:val="9"/>
+        <w:pStyle w:val="10"/>
         <w:keepNext w:val="0"/>
         <w:keepLines w:val="0"/>
         <w:pageBreakBefore w:val="0"/>
@@ -27634,7 +27656,7 @@
         <w:jc w:val="both"/>
         <w:textAlignment w:val="auto"/>
         <w:rPr>
-          <w:rStyle w:val="10"/>
+          <w:rStyle w:val="11"/>
           <w:rFonts w:hint="default" w:ascii="Palatino Linotype" w:hAnsi="Palatino Linotype" w:cs="Palatino Linotype"/>
           <w:b/>
           <w:bCs/>
@@ -27667,7 +27689,7 @@
       </w:pPr>
       <w:r>
         <w:rPr>
-          <w:rStyle w:val="10"/>
+          <w:rStyle w:val="11"/>
           <w:rFonts w:hint="default" w:ascii="Palatino Linotype" w:hAnsi="Palatino Linotype" w:cs="Palatino Linotype"/>
           <w:b/>
           <w:bCs/>
@@ -27679,7 +27701,7 @@
     </w:p>
     <w:p>
       <w:pPr>
-        <w:pStyle w:val="9"/>
+        <w:pStyle w:val="10"/>
         <w:keepNext w:val="0"/>
         <w:keepLines w:val="0"/>
         <w:pageBreakBefore w:val="0"/>
@@ -27768,7 +27790,7 @@
     </w:p>
     <w:p>
       <w:pPr>
-        <w:pStyle w:val="9"/>
+        <w:pStyle w:val="10"/>
         <w:keepNext w:val="0"/>
         <w:keepLines w:val="0"/>
         <w:pageBreakBefore w:val="0"/>
@@ -27812,7 +27834,7 @@
     </w:p>
     <w:p>
       <w:pPr>
-        <w:pStyle w:val="9"/>
+        <w:pStyle w:val="10"/>
         <w:keepNext w:val="0"/>
         <w:keepLines w:val="0"/>
         <w:pageBreakBefore w:val="0"/>
@@ -27854,7 +27876,7 @@
         <w:jc w:val="both"/>
         <w:textAlignment w:val="auto"/>
         <w:rPr>
-          <w:rStyle w:val="10"/>
+          <w:rStyle w:val="11"/>
           <w:rFonts w:hint="default" w:ascii="Palatino Linotype" w:hAnsi="Palatino Linotype" w:eastAsia="SimSun" w:cs="Palatino Linotype"/>
           <w:b/>
           <w:bCs/>
@@ -27864,7 +27886,7 @@
       </w:pPr>
       <w:r>
         <w:rPr>
-          <w:rStyle w:val="10"/>
+          <w:rStyle w:val="11"/>
           <w:rFonts w:hint="default" w:ascii="Palatino Linotype" w:hAnsi="Palatino Linotype" w:eastAsia="SimSun" w:cs="Palatino Linotype"/>
           <w:b/>
           <w:bCs/>
@@ -27876,7 +27898,7 @@
     </w:p>
     <w:p>
       <w:pPr>
-        <w:pStyle w:val="9"/>
+        <w:pStyle w:val="10"/>
         <w:keepNext w:val="0"/>
         <w:keepLines w:val="0"/>
         <w:pageBreakBefore w:val="0"/>
@@ -27906,14 +27928,14 @@
       </w:r>
       <w:r>
         <w:rPr>
-          <w:rStyle w:val="10"/>
+          <w:rStyle w:val="11"/>
           <w:rFonts w:hint="default" w:ascii="Palatino Linotype" w:hAnsi="Palatino Linotype" w:cs="Palatino Linotype"/>
         </w:rPr>
         <w:t>T</w:t>
       </w:r>
       <w:r>
         <w:rPr>
-          <w:rStyle w:val="10"/>
+          <w:rStyle w:val="11"/>
           <w:rFonts w:hint="default" w:ascii="Palatino Linotype" w:hAnsi="Palatino Linotype" w:cs="Palatino Linotype"/>
           <w:lang w:val="en-US"/>
         </w:rPr>
@@ -27927,7 +27949,7 @@
       </w:r>
       <w:r>
         <w:rPr>
-          <w:rStyle w:val="10"/>
+          <w:rStyle w:val="11"/>
           <w:rFonts w:hint="default" w:ascii="Palatino Linotype" w:hAnsi="Palatino Linotype" w:cs="Palatino Linotype"/>
         </w:rPr>
         <w:t>tiếng vọng vượt thời gian</w:t>
@@ -27941,7 +27963,7 @@
     </w:p>
     <w:p>
       <w:pPr>
-        <w:pStyle w:val="9"/>
+        <w:pStyle w:val="10"/>
         <w:keepNext w:val="0"/>
         <w:keepLines w:val="0"/>
         <w:pageBreakBefore w:val="0"/>
@@ -27963,8 +27985,6 @@
           <w:rFonts w:hint="default" w:ascii="Palatino Linotype" w:hAnsi="Palatino Linotype" w:cs="Palatino Linotype"/>
         </w:rPr>
       </w:pPr>
-      <w:bookmarkStart w:id="28" w:name="_GoBack"/>
-      <w:bookmarkEnd w:id="28"/>
       <w:r>
         <w:rPr>
           <w:rFonts w:hint="default" w:ascii="Palatino Linotype" w:hAnsi="Palatino Linotype" w:cs="Palatino Linotype"/>
@@ -27974,7 +27994,7 @@
     </w:p>
     <w:p>
       <w:pPr>
-        <w:pStyle w:val="9"/>
+        <w:pStyle w:val="10"/>
         <w:keepNext w:val="0"/>
         <w:keepLines w:val="0"/>
         <w:pageBreakBefore w:val="0"/>
@@ -28016,7 +28036,7 @@
         <w:jc w:val="both"/>
         <w:textAlignment w:val="auto"/>
         <w:rPr>
-          <w:rStyle w:val="10"/>
+          <w:rStyle w:val="11"/>
           <w:rFonts w:hint="default" w:ascii="Palatino Linotype" w:hAnsi="Palatino Linotype" w:eastAsia="SimSun" w:cs="Palatino Linotype"/>
           <w:b/>
           <w:bCs/>
@@ -28026,7 +28046,7 @@
       </w:pPr>
       <w:r>
         <w:rPr>
-          <w:rStyle w:val="10"/>
+          <w:rStyle w:val="11"/>
           <w:rFonts w:hint="default" w:ascii="Palatino Linotype" w:hAnsi="Palatino Linotype" w:eastAsia="SimSun" w:cs="Palatino Linotype"/>
           <w:b/>
           <w:bCs/>
@@ -28038,7 +28058,7 @@
     </w:p>
     <w:p>
       <w:pPr>
-        <w:pStyle w:val="9"/>
+        <w:pStyle w:val="10"/>
         <w:keepNext w:val="0"/>
         <w:keepLines w:val="0"/>
         <w:widowControl/>
@@ -28114,7 +28134,7 @@
     </w:p>
     <w:p>
       <w:pPr>
-        <w:pStyle w:val="9"/>
+        <w:pStyle w:val="10"/>
         <w:keepNext w:val="0"/>
         <w:keepLines w:val="0"/>
         <w:widowControl/>
@@ -28184,7 +28204,7 @@
     </w:p>
     <w:p>
       <w:pPr>
-        <w:pStyle w:val="9"/>
+        <w:pStyle w:val="10"/>
         <w:keepNext w:val="0"/>
         <w:keepLines w:val="0"/>
         <w:widowControl/>
@@ -28221,7 +28241,7 @@
     </w:p>
     <w:p>
       <w:pPr>
-        <w:pStyle w:val="9"/>
+        <w:pStyle w:val="10"/>
         <w:keepNext w:val="0"/>
         <w:keepLines w:val="0"/>
         <w:widowControl/>
@@ -28279,7 +28299,7 @@
                     </pic:cNvPicPr>
                   </pic:nvPicPr>
                   <pic:blipFill>
-                    <a:blip r:embed="rId5"/>
+                    <a:blip r:embed="rId6"/>
                     <a:stretch>
                       <a:fillRect/>
                     </a:stretch>
@@ -28367,7 +28387,7 @@
         <w:spacing w:before="300" w:after="180"/>
         <w:textAlignment w:val="auto"/>
         <w:rPr>
-          <w:rStyle w:val="10"/>
+          <w:rStyle w:val="11"/>
           <w:rFonts w:hint="default" w:ascii="Palatino Linotype" w:hAnsi="Palatino Linotype" w:eastAsia="SimSun" w:cs="Palatino Linotype"/>
           <w:b/>
           <w:bCs/>
@@ -28377,7 +28397,7 @@
       </w:pPr>
       <w:r>
         <w:rPr>
-          <w:rStyle w:val="10"/>
+          <w:rStyle w:val="11"/>
           <w:rFonts w:hint="default" w:ascii="Palatino Linotype" w:hAnsi="Palatino Linotype" w:eastAsia="SimSun" w:cs="Palatino Linotype"/>
           <w:b/>
           <w:bCs/>
@@ -28389,7 +28409,7 @@
     </w:p>
     <w:p>
       <w:pPr>
-        <w:pStyle w:val="9"/>
+        <w:pStyle w:val="10"/>
         <w:keepNext w:val="0"/>
         <w:keepLines w:val="0"/>
         <w:pageBreakBefore w:val="0"/>
@@ -28434,7 +28454,7 @@
     </w:p>
     <w:p>
       <w:pPr>
-        <w:pStyle w:val="9"/>
+        <w:pStyle w:val="10"/>
         <w:keepNext w:val="0"/>
         <w:keepLines w:val="0"/>
         <w:pageBreakBefore w:val="0"/>
@@ -28483,7 +28503,7 @@
       </w:r>
       <w:r>
         <w:rPr>
-          <w:rStyle w:val="10"/>
+          <w:rStyle w:val="11"/>
           <w:rFonts w:hint="default" w:ascii="Palatino Linotype" w:hAnsi="Palatino Linotype" w:cs="Palatino Linotype"/>
           <w:b w:val="0"/>
           <w:bCs w:val="0"/>
@@ -28510,7 +28530,7 @@
     </w:p>
     <w:p>
       <w:pPr>
-        <w:pStyle w:val="9"/>
+        <w:pStyle w:val="10"/>
         <w:keepNext w:val="0"/>
         <w:keepLines w:val="0"/>
         <w:pageBreakBefore w:val="0"/>
@@ -28560,7 +28580,7 @@
       </w:r>
       <w:r>
         <w:rPr>
-          <w:rStyle w:val="10"/>
+          <w:rStyle w:val="11"/>
           <w:rFonts w:hint="default" w:ascii="Palatino Linotype" w:hAnsi="Palatino Linotype" w:cs="Palatino Linotype"/>
           <w:b w:val="0"/>
           <w:bCs w:val="0"/>
@@ -28587,7 +28607,7 @@
     </w:p>
     <w:p>
       <w:pPr>
-        <w:pStyle w:val="9"/>
+        <w:pStyle w:val="10"/>
         <w:keepNext w:val="0"/>
         <w:keepLines w:val="0"/>
         <w:pageBreakBefore w:val="0"/>
@@ -28638,7 +28658,7 @@
       </w:r>
       <w:r>
         <w:rPr>
-          <w:rStyle w:val="10"/>
+          <w:rStyle w:val="11"/>
           <w:rFonts w:hint="default" w:ascii="Palatino Linotype" w:hAnsi="Palatino Linotype" w:cs="Palatino Linotype"/>
           <w:b w:val="0"/>
           <w:bCs w:val="0"/>
@@ -28689,7 +28709,7 @@
       </w:r>
       <w:r>
         <w:rPr>
-          <w:rStyle w:val="10"/>
+          <w:rStyle w:val="11"/>
           <w:rFonts w:hint="default" w:ascii="Palatino Linotype" w:hAnsi="Palatino Linotype" w:cs="Palatino Linotype"/>
           <w:b w:val="0"/>
           <w:bCs w:val="0"/>
@@ -28707,7 +28727,7 @@
     </w:p>
     <w:p>
       <w:pPr>
-        <w:pStyle w:val="9"/>
+        <w:pStyle w:val="10"/>
         <w:keepNext w:val="0"/>
         <w:keepLines w:val="0"/>
         <w:pageBreakBefore w:val="0"/>
@@ -28758,7 +28778,7 @@
       </w:r>
       <w:r>
         <w:rPr>
-          <w:rStyle w:val="10"/>
+          <w:rStyle w:val="11"/>
           <w:rFonts w:hint="default" w:ascii="Palatino Linotype" w:hAnsi="Palatino Linotype" w:cs="Palatino Linotype"/>
           <w:b w:val="0"/>
           <w:bCs w:val="0"/>
@@ -28785,7 +28805,7 @@
     </w:p>
     <w:p>
       <w:pPr>
-        <w:pStyle w:val="9"/>
+        <w:pStyle w:val="10"/>
         <w:keepNext w:val="0"/>
         <w:keepLines w:val="0"/>
         <w:pageBreakBefore w:val="0"/>
@@ -28833,7 +28853,7 @@
       </w:r>
       <w:r>
         <w:rPr>
-          <w:rStyle w:val="10"/>
+          <w:rStyle w:val="11"/>
           <w:rFonts w:hint="default" w:ascii="Palatino Linotype" w:hAnsi="Palatino Linotype" w:cs="Palatino Linotype"/>
           <w:b w:val="0"/>
           <w:bCs w:val="0"/>
@@ -28860,7 +28880,7 @@
     </w:p>
     <w:p>
       <w:pPr>
-        <w:pStyle w:val="9"/>
+        <w:pStyle w:val="10"/>
         <w:keepNext w:val="0"/>
         <w:keepLines w:val="0"/>
         <w:pageBreakBefore w:val="0"/>
@@ -28910,7 +28930,7 @@
       </w:r>
       <w:r>
         <w:rPr>
-          <w:rStyle w:val="10"/>
+          <w:rStyle w:val="11"/>
           <w:rFonts w:hint="default" w:ascii="Palatino Linotype" w:hAnsi="Palatino Linotype" w:cs="Palatino Linotype"/>
           <w:b w:val="0"/>
           <w:bCs w:val="0"/>
@@ -28928,7 +28948,7 @@
     </w:p>
     <w:p>
       <w:pPr>
-        <w:pStyle w:val="9"/>
+        <w:pStyle w:val="10"/>
         <w:keepNext w:val="0"/>
         <w:keepLines w:val="0"/>
         <w:pageBreakBefore w:val="0"/>
@@ -28979,7 +28999,7 @@
       </w:r>
       <w:r>
         <w:rPr>
-          <w:rStyle w:val="10"/>
+          <w:rStyle w:val="11"/>
           <w:rFonts w:hint="default" w:ascii="Palatino Linotype" w:hAnsi="Palatino Linotype" w:cs="Palatino Linotype"/>
           <w:b w:val="0"/>
           <w:bCs w:val="0"/>
@@ -29006,7 +29026,7 @@
     </w:p>
     <w:p>
       <w:pPr>
-        <w:pStyle w:val="9"/>
+        <w:pStyle w:val="10"/>
         <w:keepNext w:val="0"/>
         <w:keepLines w:val="0"/>
         <w:pageBreakBefore w:val="0"/>
@@ -29056,7 +29076,7 @@
       </w:r>
       <w:r>
         <w:rPr>
-          <w:rStyle w:val="10"/>
+          <w:rStyle w:val="11"/>
           <w:rFonts w:hint="default" w:ascii="Palatino Linotype" w:hAnsi="Palatino Linotype" w:cs="Palatino Linotype"/>
           <w:b w:val="0"/>
           <w:bCs w:val="0"/>
@@ -29074,7 +29094,7 @@
     </w:p>
     <w:p>
       <w:pPr>
-        <w:pStyle w:val="9"/>
+        <w:pStyle w:val="10"/>
         <w:keepNext w:val="0"/>
         <w:keepLines w:val="0"/>
         <w:pageBreakBefore w:val="0"/>
@@ -29130,26 +29150,15 @@
           <w:szCs w:val="24"/>
           <w:lang w:val="en-US"/>
         </w:rPr>
-        <w:t xml:space="preserve"> (</w:t>
-      </w:r>
-      <w:r>
-        <w:rPr>
-          <w:rFonts w:hint="default" w:ascii="Palatino Linotype" w:hAnsi="Palatino Linotype" w:cs="Palatino Linotype"/>
-          <w:i/>
-          <w:iCs/>
+        <w:t xml:space="preserve"> (The Universe Beyond The Big Bang) </w:t>
+      </w:r>
+      <w:r>
+        <w:rPr>
+          <w:rFonts w:hint="default" w:ascii="Palatino Linotype" w:hAnsi="Palatino Linotype" w:cs="Palatino Linotype"/>
           <w:sz w:val="24"/>
           <w:szCs w:val="24"/>
           <w:lang w:val="en-US"/>
         </w:rPr>
-        <w:t xml:space="preserve">The Universe Beyond The Big Bang) </w:t>
-      </w:r>
-      <w:r>
-        <w:rPr>
-          <w:rFonts w:hint="default" w:ascii="Palatino Linotype" w:hAnsi="Palatino Linotype" w:cs="Palatino Linotype"/>
-          <w:sz w:val="24"/>
-          <w:szCs w:val="24"/>
-          <w:lang w:val="en-US"/>
-        </w:rPr>
         <w:t xml:space="preserve">  </w:t>
       </w:r>
       <w:r>
@@ -29161,7 +29170,7 @@
     </w:p>
     <w:p>
       <w:pPr>
-        <w:pStyle w:val="9"/>
+        <w:pStyle w:val="10"/>
         <w:keepNext w:val="0"/>
         <w:keepLines w:val="0"/>
         <w:widowControl/>
@@ -29178,7 +29187,7 @@
     </w:p>
     <w:p>
       <w:pPr>
-        <w:pStyle w:val="9"/>
+        <w:pStyle w:val="10"/>
         <w:keepNext w:val="0"/>
         <w:keepLines w:val="0"/>
         <w:widowControl/>
@@ -29219,14 +29228,14 @@
     </w:p>
     <w:p>
       <w:pPr>
-        <w:pStyle w:val="9"/>
+        <w:pStyle w:val="10"/>
         <w:keepNext w:val="0"/>
         <w:keepLines w:val="0"/>
         <w:widowControl/>
         <w:suppressLineNumbers w:val="0"/>
         <w:ind w:left="0" w:leftChars="0" w:right="720"/>
         <w:rPr>
-          <w:rStyle w:val="10"/>
+          <w:rStyle w:val="11"/>
           <w:rFonts w:hint="default" w:ascii="Palatino Linotype" w:hAnsi="Palatino Linotype" w:eastAsia="SimSun" w:cs="Palatino Linotype"/>
           <w:sz w:val="24"/>
           <w:szCs w:val="24"/>
@@ -29235,7 +29244,7 @@
     </w:p>
     <w:p>
       <w:pPr>
-        <w:pStyle w:val="9"/>
+        <w:pStyle w:val="10"/>
         <w:keepNext w:val="0"/>
         <w:keepLines w:val="0"/>
         <w:widowControl/>
@@ -29247,7 +29256,7 @@
       </w:pPr>
       <w:r>
         <w:rPr>
-          <w:rStyle w:val="10"/>
+          <w:rStyle w:val="11"/>
           <w:rFonts w:hint="default" w:ascii="Palatino Linotype" w:hAnsi="Palatino Linotype" w:eastAsia="SimSun" w:cs="Palatino Linotype"/>
           <w:sz w:val="24"/>
           <w:szCs w:val="24"/>
@@ -29264,7 +29273,7 @@
       </w:r>
       <w:r>
         <w:rPr>
-          <w:rStyle w:val="10"/>
+          <w:rStyle w:val="11"/>
           <w:rFonts w:hint="default" w:ascii="Palatino Linotype" w:hAnsi="Palatino Linotype" w:eastAsia="SimSun" w:cs="Palatino Linotype"/>
           <w:sz w:val="24"/>
           <w:szCs w:val="24"/>
@@ -30412,6 +30421,7 @@
       </w:pPr>
     </w:p>
     <w:sectPr>
+      <w:footerReference r:id="rId3" w:type="default"/>
       <w:pgSz w:w="8391" w:h="11906"/>
       <w:pgMar w:top="1152" w:right="1080" w:bottom="1152" w:left="1224" w:header="720" w:footer="720" w:gutter="0"/>
       <w:cols w:space="720" w:num="1"/>
@@ -30419,6 +30429,152 @@
     </w:sectPr>
   </w:body>
 </w:document>
+</file>
+
+<file path=word/footer1.xml><?xml version="1.0" encoding="utf-8"?>
+<w:ftr xmlns:wpc="http://schemas.microsoft.com/office/word/2010/wordprocessingCanvas" xmlns:mc="http://schemas.openxmlformats.org/markup-compatibility/2006" xmlns:o="urn:schemas-microsoft-com:office:office" xmlns:r="http://schemas.openxmlformats.org/officeDocument/2006/relationships" xmlns:m="http://schemas.openxmlformats.org/officeDocument/2006/math" xmlns:v="urn:schemas-microsoft-com:vml" xmlns:wp14="http://schemas.microsoft.com/office/word/2010/wordprocessingDrawing" xmlns:wp="http://schemas.openxmlformats.org/drawingml/2006/wordprocessingDrawing" xmlns:w10="urn:schemas-microsoft-com:office:word" xmlns:w="http://schemas.openxmlformats.org/wordprocessingml/2006/main" xmlns:w14="http://schemas.microsoft.com/office/word/2010/wordml" xmlns:w15="http://schemas.microsoft.com/office/word/2012/wordml" xmlns:wpg="http://schemas.microsoft.com/office/word/2010/wordprocessingGroup" xmlns:wpi="http://schemas.microsoft.com/office/word/2010/wordprocessingInk" xmlns:wne="http://schemas.microsoft.com/office/word/2006/wordml" xmlns:wps="http://schemas.microsoft.com/office/word/2010/wordprocessingShape" xmlns:wpsCustomData="http://www.wps.cn/officeDocument/2013/wpsCustomData" mc:Ignorable="w14 w15 wp14">
+  <w:p>
+    <w:pPr>
+      <w:pStyle w:val="8"/>
+    </w:pPr>
+    <w:r>
+      <w:rPr>
+        <w:sz w:val="18"/>
+      </w:rPr>
+      <mc:AlternateContent>
+        <mc:Choice Requires="wps">
+          <w:drawing>
+            <wp:anchor distT="0" distB="0" distL="114300" distR="114300" simplePos="0" relativeHeight="251659264" behindDoc="0" locked="0" layoutInCell="1" allowOverlap="1">
+              <wp:simplePos x="0" y="0"/>
+              <wp:positionH relativeFrom="margin">
+                <wp:align>center</wp:align>
+              </wp:positionH>
+              <wp:positionV relativeFrom="paragraph">
+                <wp:posOffset>0</wp:posOffset>
+              </wp:positionV>
+              <wp:extent cx="1828800" cy="1828800"/>
+              <wp:effectExtent l="0" t="0" r="0" b="0"/>
+              <wp:wrapNone/>
+              <wp:docPr id="1" name="Text Box 1"/>
+              <wp:cNvGraphicFramePr/>
+              <a:graphic xmlns:a="http://schemas.openxmlformats.org/drawingml/2006/main">
+                <a:graphicData uri="http://schemas.microsoft.com/office/word/2010/wordprocessingShape">
+                  <wps:wsp>
+                    <wps:cNvSpPr txBox="1"/>
+                    <wps:spPr>
+                      <a:xfrm>
+                        <a:off x="0" y="0"/>
+                        <a:ext cx="1828800" cy="1828800"/>
+                      </a:xfrm>
+                      <a:prstGeom prst="rect">
+                        <a:avLst/>
+                      </a:prstGeom>
+                      <a:noFill/>
+                      <a:ln w="6350">
+                        <a:noFill/>
+                      </a:ln>
+                      <a:extLst>
+                        <a:ext uri="{909E8E84-426E-40DD-AFC4-6F175D3DCCD1}">
+                          <a14:hiddenFill xmlns:a14="http://schemas.microsoft.com/office/drawing/2010/main">
+                            <a:solidFill>
+                              <a:schemeClr val="lt1"/>
+                            </a:solidFill>
+                          </a14:hiddenFill>
+                        </a:ext>
+                        <a:ext uri="{91240B29-F687-4F45-9708-019B960494DF}">
+                          <a14:hiddenLine xmlns:a14="http://schemas.microsoft.com/office/drawing/2010/main" w="6350">
+                            <a:solidFill>
+                              <a:prstClr val="black"/>
+                            </a:solidFill>
+                          </a14:hiddenLine>
+                        </a:ext>
+                      </a:extLst>
+                    </wps:spPr>
+                    <wps:style>
+                      <a:lnRef idx="0">
+                        <a:schemeClr val="accent1"/>
+                      </a:lnRef>
+                      <a:fillRef idx="0">
+                        <a:schemeClr val="accent1"/>
+                      </a:fillRef>
+                      <a:effectRef idx="0">
+                        <a:schemeClr val="accent1"/>
+                      </a:effectRef>
+                      <a:fontRef idx="minor">
+                        <a:schemeClr val="dk1"/>
+                      </a:fontRef>
+                    </wps:style>
+                    <wps:txbx>
+                      <w:txbxContent>
+                        <w:p>
+                          <w:pPr>
+                            <w:pStyle w:val="8"/>
+                          </w:pPr>
+                          <w:r>
+                            <w:fldChar w:fldCharType="begin"/>
+                          </w:r>
+                          <w:r>
+                            <w:instrText xml:space="preserve"> PAGE  \* MERGEFORMAT </w:instrText>
+                          </w:r>
+                          <w:r>
+                            <w:fldChar w:fldCharType="separate"/>
+                          </w:r>
+                          <w:r>
+                            <w:t>1</w:t>
+                          </w:r>
+                          <w:r>
+                            <w:fldChar w:fldCharType="end"/>
+                          </w:r>
+                        </w:p>
+                      </w:txbxContent>
+                    </wps:txbx>
+                    <wps:bodyPr rot="0" spcFirstLastPara="0" vertOverflow="overflow" horzOverflow="overflow" vert="horz" wrap="none" lIns="0" tIns="0" rIns="0" bIns="0" numCol="1" spcCol="0" rtlCol="0" fromWordArt="0" anchor="t" anchorCtr="0" forceAA="0" upright="0" compatLnSpc="1">
+                      <a:spAutoFit/>
+                    </wps:bodyPr>
+                  </wps:wsp>
+                </a:graphicData>
+              </a:graphic>
+            </wp:anchor>
+          </w:drawing>
+        </mc:Choice>
+        <mc:Fallback>
+          <w:pict>
+            <v:shape id="_x0000_s1026" o:spid="_x0000_s1026" o:spt="202" type="#_x0000_t202" style="position:absolute;left:0pt;margin-top:0pt;height:144pt;width:144pt;mso-position-horizontal:center;mso-position-horizontal-relative:margin;mso-wrap-style:none;z-index:251659264;mso-width-relative:page;mso-height-relative:page;" filled="f" stroked="f" coordsize="21600,21600" o:gfxdata="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">
+              <v:fill on="f" focussize="0,0"/>
+              <v:stroke on="f" weight="0.5pt"/>
+              <v:imagedata o:title=""/>
+              <o:lock v:ext="edit" aspectratio="f"/>
+              <v:textbox inset="0mm,0mm,0mm,0mm" style="mso-fit-shape-to-text:t;">
+                <w:txbxContent>
+                  <w:p>
+                    <w:pPr>
+                      <w:pStyle w:val="8"/>
+                    </w:pPr>
+                    <w:r>
+                      <w:fldChar w:fldCharType="begin"/>
+                    </w:r>
+                    <w:r>
+                      <w:instrText xml:space="preserve"> PAGE  \* MERGEFORMAT </w:instrText>
+                    </w:r>
+                    <w:r>
+                      <w:fldChar w:fldCharType="separate"/>
+                    </w:r>
+                    <w:r>
+                      <w:t>1</w:t>
+                    </w:r>
+                    <w:r>
+                      <w:fldChar w:fldCharType="end"/>
+                    </w:r>
+                  </w:p>
+                </w:txbxContent>
+              </v:textbox>
+            </v:shape>
+          </w:pict>
+        </mc:Fallback>
+      </mc:AlternateContent>
+    </w:r>
+  </w:p>
+</w:ftr>
 </file>
 
 <file path=word/numbering.xml><?xml version="1.0" encoding="utf-8"?>
@@ -30502,7 +30658,7 @@
     <w:lsdException w:unhideWhenUsed="0" w:uiPriority="0" w:semiHidden="0" w:name="index 7"/>
     <w:lsdException w:unhideWhenUsed="0" w:uiPriority="0" w:semiHidden="0" w:name="index 8"/>
     <w:lsdException w:unhideWhenUsed="0" w:uiPriority="0" w:semiHidden="0" w:name="index 9"/>
-    <w:lsdException w:unhideWhenUsed="0" w:uiPriority="0" w:semiHidden="0" w:name="toc 1"/>
+    <w:lsdException w:qFormat="1" w:unhideWhenUsed="0" w:uiPriority="0" w:semiHidden="0" w:name="toc 1"/>
     <w:lsdException w:qFormat="1" w:unhideWhenUsed="0" w:uiPriority="0" w:semiHidden="0" w:name="toc 2"/>
     <w:lsdException w:unhideWhenUsed="0" w:uiPriority="0" w:semiHidden="0" w:name="toc 3"/>
     <w:lsdException w:unhideWhenUsed="0" w:uiPriority="0" w:semiHidden="0" w:name="toc 4"/>
@@ -30586,7 +30742,7 @@
     <w:lsdException w:unhideWhenUsed="0" w:uiPriority="0" w:semiHidden="0" w:name="HTML Sample"/>
     <w:lsdException w:unhideWhenUsed="0" w:uiPriority="0" w:semiHidden="0" w:name="HTML Typewriter"/>
     <w:lsdException w:unhideWhenUsed="0" w:uiPriority="0" w:semiHidden="0" w:name="HTML Variable"/>
-    <w:lsdException w:unhideWhenUsed="0" w:uiPriority="0" w:name="Normal Table"/>
+    <w:lsdException w:qFormat="1" w:unhideWhenUsed="0" w:uiPriority="0" w:name="Normal Table"/>
     <w:lsdException w:unhideWhenUsed="0" w:uiPriority="0" w:semiHidden="0" w:name="annotation subject"/>
     <w:lsdException w:unhideWhenUsed="0" w:uiPriority="0" w:semiHidden="0" w:name="Table Simple 1"/>
     <w:lsdException w:unhideWhenUsed="0" w:uiPriority="0" w:semiHidden="0" w:name="Table Simple 2"/>
@@ -30810,6 +30966,7 @@
   <w:style w:type="table" w:default="1" w:styleId="6">
     <w:name w:val="Normal Table"/>
     <w:semiHidden/>
+    <w:qFormat/>
     <w:uiPriority w:val="0"/>
     <w:tblPr>
       <w:tblCellMar>
@@ -30849,6 +31006,22 @@
     </w:rPr>
   </w:style>
   <w:style w:type="paragraph" w:styleId="9">
+    <w:name w:val="header"/>
+    <w:basedOn w:val="1"/>
+    <w:uiPriority w:val="0"/>
+    <w:pPr>
+      <w:tabs>
+        <w:tab w:val="center" w:pos="4153"/>
+        <w:tab w:val="right" w:pos="8306"/>
+      </w:tabs>
+      <w:snapToGrid w:val="0"/>
+    </w:pPr>
+    <w:rPr>
+      <w:sz w:val="18"/>
+      <w:szCs w:val="18"/>
+    </w:rPr>
+  </w:style>
+  <w:style w:type="paragraph" w:styleId="10">
     <w:name w:val="Normal (Web)"/>
     <w:basedOn w:val="1"/>
     <w:qFormat/>
@@ -30858,7 +31031,7 @@
       <w:szCs w:val="24"/>
     </w:rPr>
   </w:style>
-  <w:style w:type="character" w:styleId="10">
+  <w:style w:type="character" w:styleId="11">
     <w:name w:val="Strong"/>
     <w:basedOn w:val="5"/>
     <w:qFormat/>
@@ -30868,13 +31041,14 @@
       <w:bCs/>
     </w:rPr>
   </w:style>
-  <w:style w:type="paragraph" w:styleId="11">
+  <w:style w:type="paragraph" w:styleId="12">
     <w:name w:val="toc 1"/>
     <w:basedOn w:val="1"/>
     <w:next w:val="1"/>
+    <w:qFormat/>
     <w:uiPriority w:val="0"/>
   </w:style>
-  <w:style w:type="paragraph" w:styleId="12">
+  <w:style w:type="paragraph" w:styleId="13">
     <w:name w:val="toc 2"/>
     <w:basedOn w:val="1"/>
     <w:next w:val="1"/>
@@ -30884,7 +31058,7 @@
       <w:ind w:left="420" w:leftChars="200"/>
     </w:pPr>
   </w:style>
-  <w:style w:type="paragraph" w:customStyle="1" w:styleId="13">
+  <w:style w:type="paragraph" w:customStyle="1" w:styleId="14">
     <w:name w:val="WPSOffice手动目录 1"/>
     <w:qFormat/>
     <w:uiPriority w:val="0"/>
@@ -30897,7 +31071,7 @@
       <w:szCs w:val="20"/>
     </w:rPr>
   </w:style>
-  <w:style w:type="paragraph" w:customStyle="1" w:styleId="14">
+  <w:style w:type="paragraph" w:customStyle="1" w:styleId="15">
     <w:name w:val="WPSOffice手动目录 2"/>
     <w:qFormat/>
     <w:uiPriority w:val="0"/>
@@ -31166,4 +31340,21 @@
   </a:themeElements>
   <a:objectDefaults/>
 </a:theme>
+</file>
+
+<file path=customXml/item1.xml><?xml version="1.0" encoding="utf-8"?>
+<s:customData xmlns="http://www.wps.cn/officeDocument/2013/wpsCustomData" xmlns:s="http://www.wps.cn/officeDocument/2013/wpsCustomData">
+  <customSectProps/>
+  <customShpExts>
+    <customShpInfo spid="_x0000_s1026" textRotate="1"/>
+  </customShpExts>
+</s:customData>
+</file>
+
+<file path=customXml/itemProps1.xml><?xml version="1.0" encoding="utf-8"?>
+<ds:datastoreItem xmlns:ds="http://schemas.openxmlformats.org/officeDocument/2006/customXml" ds:itemID="{B1977F7D-205B-4081-913C-38D41E755F92}">
+  <ds:schemaRefs>
+    <ds:schemaRef ds:uri="http://www.wps.cn/officeDocument/2013/wpsCustomData"/>
+  </ds:schemaRefs>
+</ds:datastoreItem>
 </file>
--- a/All_Books/10_UNIVERSE_BEYOND_BIG_BANG/UNIVERSE_BEYOND_BIG_BANG_vi.docx
+++ b/All_Books/10_UNIVERSE_BEYOND_BIG_BANG/UNIVERSE_BEYOND_BIG_BANG_vi.docx
@@ -26870,8 +26870,6 @@
           <w:szCs w:val="28"/>
         </w:rPr>
       </w:pPr>
-      <w:bookmarkStart w:id="28" w:name="_GoBack"/>
-      <w:bookmarkEnd w:id="28"/>
       <w:r>
         <w:rPr>
           <w:rFonts w:hint="default" w:ascii="Palatino Linotype" w:hAnsi="Palatino Linotype" w:cs="Palatino Linotype"/>
@@ -27623,7 +27621,7 @@
           <w:lang w:val="en-US" w:eastAsia="zh-CN"/>
         </w:rPr>
       </w:pPr>
-      <w:bookmarkStart w:id="26" w:name="_Toc24243"/>
+      <w:bookmarkStart w:id="26" w:name="_Toc32109"/>
       <w:r>
         <w:rPr>
           <w:rFonts w:hint="default" w:ascii="Palatino Linotype" w:hAnsi="Palatino Linotype" w:cs="Palatino Linotype"/>
@@ -27631,9 +27629,1037 @@
           <w:szCs w:val="36"/>
           <w:lang w:val="en-US" w:eastAsia="zh-CN"/>
         </w:rPr>
+        <w:t>PHỤ LỤC</w:t>
+      </w:r>
+      <w:bookmarkEnd w:id="26"/>
+    </w:p>
+    <w:p>
+      <w:pPr>
+        <w:jc w:val="both"/>
+        <w:rPr>
+          <w:rFonts w:hint="default" w:ascii="Palatino Linotype" w:hAnsi="Palatino Linotype"/>
+          <w:sz w:val="28"/>
+          <w:szCs w:val="28"/>
+          <w:lang w:val="en-US"/>
+        </w:rPr>
+      </w:pPr>
+    </w:p>
+    <w:p>
+      <w:pPr>
+        <w:jc w:val="both"/>
+        <w:rPr>
+          <w:rFonts w:hint="default" w:ascii="Palatino Linotype" w:hAnsi="Palatino Linotype"/>
+          <w:b/>
+          <w:bCs/>
+          <w:sz w:val="28"/>
+          <w:szCs w:val="28"/>
+        </w:rPr>
+      </w:pPr>
+      <w:r>
+        <w:rPr>
+          <w:rFonts w:hint="default" w:ascii="Palatino Linotype" w:hAnsi="Palatino Linotype"/>
+          <w:b/>
+          <w:bCs/>
+          <w:sz w:val="28"/>
+          <w:szCs w:val="28"/>
+        </w:rPr>
+        <w:t>A. Giải Thích Thuật Ngữ</w:t>
+      </w:r>
+    </w:p>
+    <w:p>
+      <w:pPr>
+        <w:jc w:val="both"/>
+        <w:rPr>
+          <w:rFonts w:hint="default" w:ascii="Palatino Linotype" w:hAnsi="Palatino Linotype"/>
+          <w:sz w:val="28"/>
+          <w:szCs w:val="28"/>
+          <w:lang w:val="en-US"/>
+        </w:rPr>
+      </w:pPr>
+    </w:p>
+    <w:p>
+      <w:pPr>
+        <w:jc w:val="both"/>
+        <w:rPr>
+          <w:rFonts w:hint="default" w:ascii="Palatino Linotype" w:hAnsi="Palatino Linotype"/>
+          <w:sz w:val="24"/>
+          <w:szCs w:val="24"/>
+        </w:rPr>
+      </w:pPr>
+      <w:r>
+        <w:rPr>
+          <w:rFonts w:hint="default" w:ascii="Palatino Linotype" w:hAnsi="Palatino Linotype"/>
+          <w:sz w:val="24"/>
+          <w:szCs w:val="24"/>
+        </w:rPr>
+        <w:t xml:space="preserve">- </w:t>
+      </w:r>
+      <w:r>
+        <w:rPr>
+          <w:rFonts w:hint="default" w:ascii="Palatino Linotype" w:hAnsi="Palatino Linotype"/>
+          <w:b/>
+          <w:bCs/>
+          <w:sz w:val="24"/>
+          <w:szCs w:val="24"/>
+        </w:rPr>
+        <w:t>Nhất Nguyên Luận</w:t>
+      </w:r>
+      <w:r>
+        <w:rPr>
+          <w:rFonts w:hint="default" w:ascii="Palatino Linotype" w:hAnsi="Palatino Linotype"/>
+          <w:sz w:val="24"/>
+          <w:szCs w:val="24"/>
+        </w:rPr>
+        <w:t xml:space="preserve"> (Monism): Quan điểm triết học cho rằng vạn vật trong vũ trụ, dù biểu hiện dưới hình thái vật chất hay ý thức, đều bắt nguồn từ một bản thể duy nhất.</w:t>
+      </w:r>
+    </w:p>
+    <w:p>
+      <w:pPr>
+        <w:jc w:val="both"/>
+        <w:rPr>
+          <w:rFonts w:hint="default" w:ascii="Palatino Linotype" w:hAnsi="Palatino Linotype"/>
+          <w:sz w:val="24"/>
+          <w:szCs w:val="24"/>
+          <w:lang w:val="en-US"/>
+        </w:rPr>
+      </w:pPr>
+    </w:p>
+    <w:p>
+      <w:pPr>
+        <w:jc w:val="both"/>
+        <w:rPr>
+          <w:rFonts w:hint="default" w:ascii="Palatino Linotype" w:hAnsi="Palatino Linotype"/>
+          <w:sz w:val="24"/>
+          <w:szCs w:val="24"/>
+        </w:rPr>
+      </w:pPr>
+      <w:r>
+        <w:rPr>
+          <w:rFonts w:hint="default" w:ascii="Palatino Linotype" w:hAnsi="Palatino Linotype"/>
+          <w:sz w:val="24"/>
+          <w:szCs w:val="24"/>
+        </w:rPr>
+        <w:t xml:space="preserve">- </w:t>
+      </w:r>
+      <w:r>
+        <w:rPr>
+          <w:rFonts w:hint="default" w:ascii="Palatino Linotype" w:hAnsi="Palatino Linotype"/>
+          <w:b/>
+          <w:bCs/>
+          <w:sz w:val="24"/>
+          <w:szCs w:val="24"/>
+        </w:rPr>
+        <w:t>Trật Tự Ẩn / Trật Tự Hiện</w:t>
+      </w:r>
+      <w:r>
+        <w:rPr>
+          <w:rFonts w:hint="default" w:ascii="Palatino Linotype" w:hAnsi="Palatino Linotype"/>
+          <w:sz w:val="24"/>
+          <w:szCs w:val="24"/>
+        </w:rPr>
+        <w:t xml:space="preserve"> (Implicate / Explicate Order): Khái niệm của nhà vật lý David Bohm. "Trật tự hiện" là thế giới vật chất biểu kiến, nơi các sự vật có vẻ tách biệt. "Trật tự ẩn" là tầng thực tại nền tảng, một thể toàn vẹn không thể phân chia, nơi vạn vật liên kết và "gói ghém" vào nhau.</w:t>
+      </w:r>
+    </w:p>
+    <w:p>
+      <w:pPr>
+        <w:jc w:val="both"/>
+        <w:rPr>
+          <w:rFonts w:hint="default" w:ascii="Palatino Linotype" w:hAnsi="Palatino Linotype"/>
+          <w:sz w:val="24"/>
+          <w:szCs w:val="24"/>
+          <w:lang w:val="en-US"/>
+        </w:rPr>
+      </w:pPr>
+    </w:p>
+    <w:p>
+      <w:pPr>
+        <w:jc w:val="both"/>
+        <w:rPr>
+          <w:rFonts w:hint="default" w:ascii="Palatino Linotype" w:hAnsi="Palatino Linotype"/>
+          <w:sz w:val="24"/>
+          <w:szCs w:val="24"/>
+        </w:rPr>
+      </w:pPr>
+      <w:r>
+        <w:rPr>
+          <w:rFonts w:hint="default" w:ascii="Palatino Linotype" w:hAnsi="Palatino Linotype"/>
+          <w:sz w:val="24"/>
+          <w:szCs w:val="24"/>
+        </w:rPr>
+        <w:t xml:space="preserve">- </w:t>
+      </w:r>
+      <w:r>
+        <w:rPr>
+          <w:rFonts w:hint="default" w:ascii="Palatino Linotype" w:hAnsi="Palatino Linotype"/>
+          <w:b/>
+          <w:bCs/>
+          <w:sz w:val="24"/>
+          <w:szCs w:val="24"/>
+        </w:rPr>
+        <w:t>Ngũ Hành</w:t>
+      </w:r>
+      <w:r>
+        <w:rPr>
+          <w:rFonts w:hint="default" w:ascii="Palatino Linotype" w:hAnsi="Palatino Linotype"/>
+          <w:sz w:val="24"/>
+          <w:szCs w:val="24"/>
+        </w:rPr>
+        <w:t xml:space="preserve">: Một hệ thống mô tả năm trạng thái vận động cơ bản của </w:t>
+      </w:r>
+      <w:r>
+        <w:rPr>
+          <w:rFonts w:hint="default" w:ascii="Palatino Linotype" w:hAnsi="Palatino Linotype"/>
+          <w:sz w:val="24"/>
+          <w:szCs w:val="24"/>
+          <w:lang w:val="en-US"/>
+        </w:rPr>
+        <w:t>vật chất</w:t>
+      </w:r>
+      <w:r>
+        <w:rPr>
+          <w:rFonts w:hint="default" w:ascii="Palatino Linotype" w:hAnsi="Palatino Linotype"/>
+          <w:sz w:val="24"/>
+          <w:szCs w:val="24"/>
+        </w:rPr>
+        <w:t xml:space="preserve"> trong minh triết phương Đông: Kim (ngưng tụ), Mộc (sinh trưởng), Thủy (lưu động), Hỏa (phát xạ), Thổ (ổn định). Nó mô tả chức năng và sự cân bằng động, chứ không phải năm loại vật chất.</w:t>
+      </w:r>
+    </w:p>
+    <w:p>
+      <w:pPr>
+        <w:jc w:val="both"/>
+        <w:rPr>
+          <w:rFonts w:hint="default" w:ascii="Palatino Linotype" w:hAnsi="Palatino Linotype"/>
+          <w:sz w:val="24"/>
+          <w:szCs w:val="24"/>
+          <w:lang w:val="en-US"/>
+        </w:rPr>
+      </w:pPr>
+    </w:p>
+    <w:p>
+      <w:pPr>
+        <w:jc w:val="both"/>
+        <w:rPr>
+          <w:rFonts w:hint="default" w:ascii="Palatino Linotype" w:hAnsi="Palatino Linotype"/>
+          <w:sz w:val="24"/>
+          <w:szCs w:val="24"/>
+        </w:rPr>
+      </w:pPr>
+      <w:r>
+        <w:rPr>
+          <w:rFonts w:hint="default" w:ascii="Palatino Linotype" w:hAnsi="Palatino Linotype"/>
+          <w:sz w:val="24"/>
+          <w:szCs w:val="24"/>
+        </w:rPr>
+        <w:t xml:space="preserve">- </w:t>
+      </w:r>
+      <w:r>
+        <w:rPr>
+          <w:rFonts w:hint="default" w:ascii="Palatino Linotype" w:hAnsi="Palatino Linotype"/>
+          <w:b/>
+          <w:bCs/>
+          <w:sz w:val="24"/>
+          <w:szCs w:val="24"/>
+        </w:rPr>
+        <w:t>Tam Giới</w:t>
+      </w:r>
+      <w:r>
+        <w:rPr>
+          <w:rFonts w:hint="default" w:ascii="Palatino Linotype" w:hAnsi="Palatino Linotype"/>
+          <w:sz w:val="24"/>
+          <w:szCs w:val="24"/>
+        </w:rPr>
+        <w:t>: Trong bối cảnh của sách, đây là thuật ngữ chỉ toàn bộ phạm vi không gian-thời gian vật chất khả kiến, nơi các sinh mệnh bị chi phối bởi các quy luật vật lý đã biết và vòng sinh tử luân hồi.</w:t>
+      </w:r>
+    </w:p>
+    <w:p>
+      <w:pPr>
+        <w:jc w:val="both"/>
+        <w:rPr>
+          <w:rFonts w:hint="default" w:ascii="Palatino Linotype" w:hAnsi="Palatino Linotype"/>
+          <w:sz w:val="24"/>
+          <w:szCs w:val="24"/>
+          <w:lang w:val="en-US"/>
+        </w:rPr>
+      </w:pPr>
+    </w:p>
+    <w:p>
+      <w:pPr>
+        <w:jc w:val="both"/>
+        <w:rPr>
+          <w:rFonts w:hint="default" w:ascii="Palatino Linotype" w:hAnsi="Palatino Linotype"/>
+          <w:sz w:val="24"/>
+          <w:szCs w:val="24"/>
+        </w:rPr>
+      </w:pPr>
+      <w:r>
+        <w:rPr>
+          <w:rFonts w:hint="default" w:ascii="Palatino Linotype" w:hAnsi="Palatino Linotype"/>
+          <w:sz w:val="24"/>
+          <w:szCs w:val="24"/>
+        </w:rPr>
+        <w:t xml:space="preserve">- </w:t>
+      </w:r>
+      <w:r>
+        <w:rPr>
+          <w:rFonts w:hint="default" w:ascii="Palatino Linotype" w:hAnsi="Palatino Linotype"/>
+          <w:b/>
+          <w:bCs/>
+          <w:sz w:val="24"/>
+          <w:szCs w:val="24"/>
+        </w:rPr>
+        <w:t>Nguyên Thần</w:t>
+      </w:r>
+      <w:r>
+        <w:rPr>
+          <w:rFonts w:hint="default" w:ascii="Palatino Linotype" w:hAnsi="Palatino Linotype"/>
+          <w:sz w:val="24"/>
+          <w:szCs w:val="24"/>
+        </w:rPr>
+        <w:t xml:space="preserve"> (Chủ Nguyên Thần / Phó Nguyên Thần): Bản thể ý thức cốt lõi, bất diệt của một sinh mệnh, thường được gọi là linh hồn. "Chủ Nguyên thần" là ý thức chính mà chúng ta nhận biết là "tôi". "Phó Nguyên thần" là những ý thức song hành, hoạt động thầm lặng bên trong cùng một cơ thể.</w:t>
+      </w:r>
+    </w:p>
+    <w:p>
+      <w:pPr>
+        <w:jc w:val="both"/>
+        <w:rPr>
+          <w:rFonts w:hint="default" w:ascii="Palatino Linotype" w:hAnsi="Palatino Linotype"/>
+          <w:sz w:val="24"/>
+          <w:szCs w:val="24"/>
+          <w:lang w:val="en-US"/>
+        </w:rPr>
+      </w:pPr>
+    </w:p>
+    <w:p>
+      <w:pPr>
+        <w:jc w:val="both"/>
+        <w:rPr>
+          <w:rFonts w:hint="default" w:ascii="Palatino Linotype" w:hAnsi="Palatino Linotype"/>
+          <w:sz w:val="24"/>
+          <w:szCs w:val="24"/>
+        </w:rPr>
+      </w:pPr>
+      <w:r>
+        <w:rPr>
+          <w:rFonts w:hint="default" w:ascii="Palatino Linotype" w:hAnsi="Palatino Linotype"/>
+          <w:sz w:val="24"/>
+          <w:szCs w:val="24"/>
+        </w:rPr>
+        <w:t xml:space="preserve">- </w:t>
+      </w:r>
+      <w:r>
+        <w:rPr>
+          <w:rFonts w:hint="default" w:ascii="Palatino Linotype" w:hAnsi="Palatino Linotype"/>
+          <w:b/>
+          <w:bCs/>
+          <w:sz w:val="24"/>
+          <w:szCs w:val="24"/>
+        </w:rPr>
+        <w:t>Đức</w:t>
+      </w:r>
+      <w:r>
+        <w:rPr>
+          <w:rFonts w:hint="default" w:ascii="Palatino Linotype" w:hAnsi="Palatino Linotype"/>
+          <w:sz w:val="24"/>
+          <w:szCs w:val="24"/>
+        </w:rPr>
+        <w:t xml:space="preserve"> và </w:t>
+      </w:r>
+      <w:r>
+        <w:rPr>
+          <w:rFonts w:hint="default" w:ascii="Palatino Linotype" w:hAnsi="Palatino Linotype"/>
+          <w:b/>
+          <w:bCs/>
+          <w:sz w:val="24"/>
+          <w:szCs w:val="24"/>
+        </w:rPr>
+        <w:t>Nghiệp</w:t>
+      </w:r>
+      <w:r>
+        <w:rPr>
+          <w:rFonts w:hint="default" w:ascii="Palatino Linotype" w:hAnsi="Palatino Linotype"/>
+          <w:sz w:val="24"/>
+          <w:szCs w:val="24"/>
+        </w:rPr>
+        <w:t>: Trong thế giới quan tu luyện, đây không phải là khái niệm đạo đức trừu tượng, mà là hai loại vật chất có thật. "Đức" là vật chất trắng, tích lũy từ việc làm tốt và chịu khổ. "Nghiệp" là vật chất đen, sinh ra từ việc làm xấu.</w:t>
+      </w:r>
+    </w:p>
+    <w:p>
+      <w:pPr>
+        <w:jc w:val="both"/>
+        <w:rPr>
+          <w:rFonts w:hint="default" w:ascii="Palatino Linotype" w:hAnsi="Palatino Linotype"/>
+          <w:sz w:val="24"/>
+          <w:szCs w:val="24"/>
+          <w:lang w:val="en-US"/>
+        </w:rPr>
+      </w:pPr>
+    </w:p>
+    <w:p>
+      <w:pPr>
+        <w:jc w:val="both"/>
+        <w:rPr>
+          <w:rFonts w:hint="default" w:ascii="Palatino Linotype" w:hAnsi="Palatino Linotype"/>
+          <w:sz w:val="24"/>
+          <w:szCs w:val="24"/>
+        </w:rPr>
+      </w:pPr>
+      <w:r>
+        <w:rPr>
+          <w:rFonts w:hint="default" w:ascii="Palatino Linotype" w:hAnsi="Palatino Linotype"/>
+          <w:sz w:val="24"/>
+          <w:szCs w:val="24"/>
+        </w:rPr>
+        <w:t xml:space="preserve">- </w:t>
+      </w:r>
+      <w:r>
+        <w:rPr>
+          <w:rFonts w:hint="default" w:ascii="Palatino Linotype" w:hAnsi="Palatino Linotype"/>
+          <w:b/>
+          <w:bCs/>
+          <w:sz w:val="24"/>
+          <w:szCs w:val="24"/>
+        </w:rPr>
+        <w:t>Thiên Mục</w:t>
+      </w:r>
+      <w:r>
+        <w:rPr>
+          <w:rFonts w:hint="default" w:ascii="Palatino Linotype" w:hAnsi="Palatino Linotype"/>
+          <w:sz w:val="24"/>
+          <w:szCs w:val="24"/>
+        </w:rPr>
+        <w:t xml:space="preserve"> (Con Mắt Thứ Ba): Một công cụ nhận thức nội tại, một "giác quan" cao cấp có thể được khai mở thông qua tu luyện, cho phép con người có khả năng cảm nhận trực tiếp các tầng không gian và thực tại khác.</w:t>
+      </w:r>
+    </w:p>
+    <w:p>
+      <w:pPr>
+        <w:jc w:val="both"/>
+        <w:rPr>
+          <w:rFonts w:hint="default" w:ascii="Palatino Linotype" w:hAnsi="Palatino Linotype"/>
+          <w:sz w:val="28"/>
+          <w:szCs w:val="28"/>
+          <w:lang w:val="en-US"/>
+        </w:rPr>
+      </w:pPr>
+    </w:p>
+    <w:p>
+      <w:pPr>
+        <w:jc w:val="both"/>
+        <w:rPr>
+          <w:rFonts w:hint="default" w:ascii="Palatino Linotype" w:hAnsi="Palatino Linotype"/>
+          <w:sz w:val="28"/>
+          <w:szCs w:val="28"/>
+          <w:lang w:val="en-US"/>
+        </w:rPr>
+      </w:pPr>
+    </w:p>
+    <w:p>
+      <w:pPr>
+        <w:jc w:val="both"/>
+        <w:rPr>
+          <w:rFonts w:hint="default" w:ascii="Palatino Linotype" w:hAnsi="Palatino Linotype"/>
+          <w:b/>
+          <w:bCs/>
+          <w:sz w:val="28"/>
+          <w:szCs w:val="28"/>
+        </w:rPr>
+      </w:pPr>
+      <w:r>
+        <w:rPr>
+          <w:rFonts w:hint="default" w:ascii="Palatino Linotype" w:hAnsi="Palatino Linotype"/>
+          <w:b/>
+          <w:bCs/>
+          <w:sz w:val="28"/>
+          <w:szCs w:val="28"/>
+        </w:rPr>
+        <w:t>B. Danh Sách Đọc Thêm</w:t>
+      </w:r>
+    </w:p>
+    <w:p>
+      <w:pPr>
+        <w:jc w:val="both"/>
+        <w:rPr>
+          <w:rFonts w:hint="default" w:ascii="Palatino Linotype" w:hAnsi="Palatino Linotype"/>
+          <w:sz w:val="28"/>
+          <w:szCs w:val="28"/>
+          <w:lang w:val="en-US"/>
+        </w:rPr>
+      </w:pPr>
+    </w:p>
+    <w:p>
+      <w:pPr>
+        <w:keepNext w:val="0"/>
+        <w:keepLines w:val="0"/>
+        <w:pageBreakBefore w:val="0"/>
+        <w:widowControl/>
+        <w:kinsoku/>
+        <w:wordWrap/>
+        <w:overflowPunct/>
+        <w:topLinePunct w:val="0"/>
+        <w:autoSpaceDE/>
+        <w:autoSpaceDN/>
+        <w:bidi w:val="0"/>
+        <w:adjustRightInd/>
+        <w:snapToGrid/>
+        <w:spacing w:before="200" w:after="200"/>
+        <w:jc w:val="both"/>
+        <w:textAlignment w:val="auto"/>
+        <w:rPr>
+          <w:rFonts w:hint="default" w:ascii="Palatino Linotype" w:hAnsi="Palatino Linotype"/>
+          <w:b/>
+          <w:bCs/>
+          <w:sz w:val="24"/>
+          <w:szCs w:val="24"/>
+        </w:rPr>
+      </w:pPr>
+      <w:r>
+        <w:rPr>
+          <w:rFonts w:hint="default" w:ascii="Palatino Linotype" w:hAnsi="Palatino Linotype"/>
+          <w:b/>
+          <w:bCs/>
+          <w:sz w:val="24"/>
+          <w:szCs w:val="24"/>
+        </w:rPr>
+        <w:t>Về Vật Lý Tiên Phong và Triết Học Khoa Học:</w:t>
+      </w:r>
+    </w:p>
+    <w:p>
+      <w:pPr>
+        <w:keepNext w:val="0"/>
+        <w:keepLines w:val="0"/>
+        <w:pageBreakBefore w:val="0"/>
+        <w:widowControl/>
+        <w:numPr>
+          <w:ilvl w:val="0"/>
+          <w:numId w:val="1"/>
+        </w:numPr>
+        <w:kinsoku/>
+        <w:wordWrap/>
+        <w:overflowPunct/>
+        <w:topLinePunct w:val="0"/>
+        <w:autoSpaceDE/>
+        <w:autoSpaceDN/>
+        <w:bidi w:val="0"/>
+        <w:adjustRightInd/>
+        <w:snapToGrid/>
+        <w:spacing w:before="200" w:after="200"/>
+        <w:ind w:left="420" w:leftChars="0" w:hanging="420" w:firstLineChars="0"/>
+        <w:jc w:val="both"/>
+        <w:textAlignment w:val="auto"/>
+        <w:rPr>
+          <w:rFonts w:hint="default" w:ascii="Palatino Linotype" w:hAnsi="Palatino Linotype"/>
+          <w:sz w:val="24"/>
+          <w:szCs w:val="24"/>
+        </w:rPr>
+      </w:pPr>
+      <w:r>
+        <w:rPr>
+          <w:rFonts w:hint="default" w:ascii="Palatino Linotype" w:hAnsi="Palatino Linotype"/>
+          <w:sz w:val="24"/>
+          <w:szCs w:val="24"/>
+        </w:rPr>
+        <w:t>Wholeness and the Implicate Order (Toàn thể và Trật tự ẩn) - David Bohm</w:t>
+      </w:r>
+    </w:p>
+    <w:p>
+      <w:pPr>
+        <w:keepNext w:val="0"/>
+        <w:keepLines w:val="0"/>
+        <w:pageBreakBefore w:val="0"/>
+        <w:widowControl/>
+        <w:numPr>
+          <w:ilvl w:val="0"/>
+          <w:numId w:val="1"/>
+        </w:numPr>
+        <w:kinsoku/>
+        <w:wordWrap/>
+        <w:overflowPunct/>
+        <w:topLinePunct w:val="0"/>
+        <w:autoSpaceDE/>
+        <w:autoSpaceDN/>
+        <w:bidi w:val="0"/>
+        <w:adjustRightInd/>
+        <w:snapToGrid/>
+        <w:spacing w:before="200" w:after="200"/>
+        <w:ind w:left="420" w:leftChars="0" w:hanging="420" w:firstLineChars="0"/>
+        <w:jc w:val="both"/>
+        <w:textAlignment w:val="auto"/>
+        <w:rPr>
+          <w:rFonts w:hint="default" w:ascii="Palatino Linotype" w:hAnsi="Palatino Linotype"/>
+          <w:sz w:val="24"/>
+          <w:szCs w:val="24"/>
+        </w:rPr>
+      </w:pPr>
+      <w:r>
+        <w:rPr>
+          <w:rFonts w:hint="default" w:ascii="Palatino Linotype" w:hAnsi="Palatino Linotype"/>
+          <w:sz w:val="24"/>
+          <w:szCs w:val="24"/>
+        </w:rPr>
+        <w:t>The Tao of Physics (Đạo của Vật lý) - Fritjof Capra</w:t>
+      </w:r>
+    </w:p>
+    <w:p>
+      <w:pPr>
+        <w:keepNext w:val="0"/>
+        <w:keepLines w:val="0"/>
+        <w:pageBreakBefore w:val="0"/>
+        <w:widowControl/>
+        <w:numPr>
+          <w:ilvl w:val="0"/>
+          <w:numId w:val="1"/>
+        </w:numPr>
+        <w:kinsoku/>
+        <w:wordWrap/>
+        <w:overflowPunct/>
+        <w:topLinePunct w:val="0"/>
+        <w:autoSpaceDE/>
+        <w:autoSpaceDN/>
+        <w:bidi w:val="0"/>
+        <w:adjustRightInd/>
+        <w:snapToGrid/>
+        <w:spacing w:before="200" w:after="200"/>
+        <w:ind w:left="420" w:leftChars="0" w:hanging="420" w:firstLineChars="0"/>
+        <w:jc w:val="both"/>
+        <w:textAlignment w:val="auto"/>
+        <w:rPr>
+          <w:rFonts w:hint="default" w:ascii="Palatino Linotype" w:hAnsi="Palatino Linotype"/>
+          <w:sz w:val="24"/>
+          <w:szCs w:val="24"/>
+        </w:rPr>
+      </w:pPr>
+      <w:r>
+        <w:rPr>
+          <w:rFonts w:hint="default" w:ascii="Palatino Linotype" w:hAnsi="Palatino Linotype"/>
+          <w:sz w:val="24"/>
+          <w:szCs w:val="24"/>
+        </w:rPr>
+        <w:t>Các công trình về Vũ trụ Plasma của Hannes Alfvén.</w:t>
+      </w:r>
+    </w:p>
+    <w:p>
+      <w:pPr>
+        <w:keepNext w:val="0"/>
+        <w:keepLines w:val="0"/>
+        <w:pageBreakBefore w:val="0"/>
+        <w:widowControl/>
+        <w:kinsoku/>
+        <w:wordWrap/>
+        <w:overflowPunct/>
+        <w:topLinePunct w:val="0"/>
+        <w:autoSpaceDE/>
+        <w:autoSpaceDN/>
+        <w:bidi w:val="0"/>
+        <w:adjustRightInd/>
+        <w:snapToGrid/>
+        <w:spacing w:before="200" w:after="200"/>
+        <w:jc w:val="both"/>
+        <w:textAlignment w:val="auto"/>
+        <w:rPr>
+          <w:rFonts w:hint="default" w:ascii="Palatino Linotype" w:hAnsi="Palatino Linotype"/>
+          <w:sz w:val="24"/>
+          <w:szCs w:val="24"/>
+          <w:lang w:val="en-US"/>
+        </w:rPr>
+      </w:pPr>
+    </w:p>
+    <w:p>
+      <w:pPr>
+        <w:keepNext w:val="0"/>
+        <w:keepLines w:val="0"/>
+        <w:pageBreakBefore w:val="0"/>
+        <w:widowControl/>
+        <w:kinsoku/>
+        <w:wordWrap/>
+        <w:overflowPunct/>
+        <w:topLinePunct w:val="0"/>
+        <w:autoSpaceDE/>
+        <w:autoSpaceDN/>
+        <w:bidi w:val="0"/>
+        <w:adjustRightInd/>
+        <w:snapToGrid/>
+        <w:spacing w:before="200" w:after="200"/>
+        <w:jc w:val="both"/>
+        <w:textAlignment w:val="auto"/>
+        <w:rPr>
+          <w:rFonts w:hint="default" w:ascii="Palatino Linotype" w:hAnsi="Palatino Linotype"/>
+          <w:b/>
+          <w:bCs/>
+          <w:sz w:val="24"/>
+          <w:szCs w:val="24"/>
+        </w:rPr>
+      </w:pPr>
+      <w:r>
+        <w:rPr>
+          <w:rFonts w:hint="default" w:ascii="Palatino Linotype" w:hAnsi="Palatino Linotype"/>
+          <w:b/>
+          <w:bCs/>
+          <w:sz w:val="24"/>
+          <w:szCs w:val="24"/>
+        </w:rPr>
+        <w:t>Về Triết Học Đông và Tây:</w:t>
+      </w:r>
+    </w:p>
+    <w:p>
+      <w:pPr>
+        <w:keepNext w:val="0"/>
+        <w:keepLines w:val="0"/>
+        <w:pageBreakBefore w:val="0"/>
+        <w:widowControl/>
+        <w:numPr>
+          <w:ilvl w:val="0"/>
+          <w:numId w:val="1"/>
+        </w:numPr>
+        <w:kinsoku/>
+        <w:wordWrap/>
+        <w:overflowPunct/>
+        <w:topLinePunct w:val="0"/>
+        <w:autoSpaceDE/>
+        <w:autoSpaceDN/>
+        <w:bidi w:val="0"/>
+        <w:adjustRightInd/>
+        <w:snapToGrid/>
+        <w:spacing w:before="200" w:after="200"/>
+        <w:ind w:left="420" w:leftChars="0" w:hanging="420" w:firstLineChars="0"/>
+        <w:jc w:val="both"/>
+        <w:textAlignment w:val="auto"/>
+        <w:rPr>
+          <w:rFonts w:hint="default" w:ascii="Palatino Linotype" w:hAnsi="Palatino Linotype"/>
+          <w:sz w:val="24"/>
+          <w:szCs w:val="24"/>
+        </w:rPr>
+      </w:pPr>
+      <w:r>
+        <w:rPr>
+          <w:rFonts w:hint="default" w:ascii="Palatino Linotype" w:hAnsi="Palatino Linotype"/>
+          <w:sz w:val="24"/>
+          <w:szCs w:val="24"/>
+        </w:rPr>
+        <w:t>Đạo Đức Kinh - Lão Tử</w:t>
+      </w:r>
+    </w:p>
+    <w:p>
+      <w:pPr>
+        <w:keepNext w:val="0"/>
+        <w:keepLines w:val="0"/>
+        <w:pageBreakBefore w:val="0"/>
+        <w:widowControl/>
+        <w:numPr>
+          <w:ilvl w:val="0"/>
+          <w:numId w:val="1"/>
+        </w:numPr>
+        <w:kinsoku/>
+        <w:wordWrap/>
+        <w:overflowPunct/>
+        <w:topLinePunct w:val="0"/>
+        <w:autoSpaceDE/>
+        <w:autoSpaceDN/>
+        <w:bidi w:val="0"/>
+        <w:adjustRightInd/>
+        <w:snapToGrid/>
+        <w:spacing w:before="200" w:after="200"/>
+        <w:ind w:left="420" w:leftChars="0" w:hanging="420" w:firstLineChars="0"/>
+        <w:jc w:val="both"/>
+        <w:textAlignment w:val="auto"/>
+        <w:rPr>
+          <w:rFonts w:hint="default" w:ascii="Palatino Linotype" w:hAnsi="Palatino Linotype"/>
+          <w:sz w:val="24"/>
+          <w:szCs w:val="24"/>
+        </w:rPr>
+      </w:pPr>
+      <w:r>
+        <w:rPr>
+          <w:rFonts w:hint="default" w:ascii="Palatino Linotype" w:hAnsi="Palatino Linotype"/>
+          <w:sz w:val="24"/>
+          <w:szCs w:val="24"/>
+        </w:rPr>
+        <w:t>Ethics (Đạo đức học) - Baruch Spinoza</w:t>
+      </w:r>
+    </w:p>
+    <w:p>
+      <w:pPr>
+        <w:keepNext w:val="0"/>
+        <w:keepLines w:val="0"/>
+        <w:pageBreakBefore w:val="0"/>
+        <w:widowControl/>
+        <w:numPr>
+          <w:ilvl w:val="0"/>
+          <w:numId w:val="1"/>
+        </w:numPr>
+        <w:kinsoku/>
+        <w:wordWrap/>
+        <w:overflowPunct/>
+        <w:topLinePunct w:val="0"/>
+        <w:autoSpaceDE/>
+        <w:autoSpaceDN/>
+        <w:bidi w:val="0"/>
+        <w:adjustRightInd/>
+        <w:snapToGrid/>
+        <w:spacing w:before="200" w:after="200"/>
+        <w:ind w:left="420" w:leftChars="0" w:hanging="420" w:firstLineChars="0"/>
+        <w:jc w:val="both"/>
+        <w:textAlignment w:val="auto"/>
+        <w:rPr>
+          <w:rFonts w:hint="default" w:ascii="Palatino Linotype" w:hAnsi="Palatino Linotype"/>
+          <w:sz w:val="24"/>
+          <w:szCs w:val="24"/>
+        </w:rPr>
+      </w:pPr>
+      <w:r>
+        <w:rPr>
+          <w:rFonts w:hint="default" w:ascii="Palatino Linotype" w:hAnsi="Palatino Linotype"/>
+          <w:sz w:val="24"/>
+          <w:szCs w:val="24"/>
+        </w:rPr>
+        <w:t>Các kinh văn Phật giáo về vũ trụ quan và các cõi giới.</w:t>
+      </w:r>
+    </w:p>
+    <w:p>
+      <w:pPr>
+        <w:keepNext w:val="0"/>
+        <w:keepLines w:val="0"/>
+        <w:pageBreakBefore w:val="0"/>
+        <w:widowControl/>
+        <w:kinsoku/>
+        <w:wordWrap/>
+        <w:overflowPunct/>
+        <w:topLinePunct w:val="0"/>
+        <w:autoSpaceDE/>
+        <w:autoSpaceDN/>
+        <w:bidi w:val="0"/>
+        <w:adjustRightInd/>
+        <w:snapToGrid/>
+        <w:spacing w:before="200" w:after="200"/>
+        <w:jc w:val="both"/>
+        <w:textAlignment w:val="auto"/>
+        <w:rPr>
+          <w:rFonts w:hint="default" w:ascii="Palatino Linotype" w:hAnsi="Palatino Linotype"/>
+          <w:sz w:val="24"/>
+          <w:szCs w:val="24"/>
+          <w:lang w:val="en-US"/>
+        </w:rPr>
+      </w:pPr>
+    </w:p>
+    <w:p>
+      <w:pPr>
+        <w:keepNext w:val="0"/>
+        <w:keepLines w:val="0"/>
+        <w:pageBreakBefore w:val="0"/>
+        <w:widowControl/>
+        <w:kinsoku/>
+        <w:wordWrap/>
+        <w:overflowPunct/>
+        <w:topLinePunct w:val="0"/>
+        <w:autoSpaceDE/>
+        <w:autoSpaceDN/>
+        <w:bidi w:val="0"/>
+        <w:adjustRightInd/>
+        <w:snapToGrid/>
+        <w:spacing w:before="200" w:after="200"/>
+        <w:jc w:val="both"/>
+        <w:textAlignment w:val="auto"/>
+        <w:rPr>
+          <w:rFonts w:hint="default" w:ascii="Palatino Linotype" w:hAnsi="Palatino Linotype"/>
+          <w:b/>
+          <w:bCs/>
+          <w:sz w:val="24"/>
+          <w:szCs w:val="24"/>
+        </w:rPr>
+      </w:pPr>
+      <w:r>
+        <w:rPr>
+          <w:rFonts w:hint="default" w:ascii="Palatino Linotype" w:hAnsi="Palatino Linotype"/>
+          <w:b/>
+          <w:bCs/>
+          <w:sz w:val="24"/>
+          <w:szCs w:val="24"/>
+        </w:rPr>
+        <w:t>Về Minh Triết Tu Luyện Hiện Đại:</w:t>
+      </w:r>
+    </w:p>
+    <w:p>
+      <w:pPr>
+        <w:keepNext w:val="0"/>
+        <w:keepLines w:val="0"/>
+        <w:pageBreakBefore w:val="0"/>
+        <w:widowControl/>
+        <w:kinsoku/>
+        <w:wordWrap/>
+        <w:overflowPunct/>
+        <w:topLinePunct w:val="0"/>
+        <w:autoSpaceDE/>
+        <w:autoSpaceDN/>
+        <w:bidi w:val="0"/>
+        <w:adjustRightInd/>
+        <w:snapToGrid/>
+        <w:spacing w:before="200" w:after="200"/>
+        <w:jc w:val="both"/>
+        <w:textAlignment w:val="auto"/>
+        <w:rPr>
+          <w:rFonts w:hint="default" w:ascii="Palatino Linotype" w:hAnsi="Palatino Linotype"/>
+          <w:sz w:val="24"/>
+          <w:szCs w:val="24"/>
+        </w:rPr>
+      </w:pPr>
+      <w:r>
+        <w:rPr>
+          <w:rFonts w:hint="default" w:ascii="Palatino Linotype" w:hAnsi="Palatino Linotype"/>
+          <w:sz w:val="24"/>
+          <w:szCs w:val="24"/>
+        </w:rPr>
+        <w:t xml:space="preserve">Để tìm hiểu sâu hơn về các khái niệm như Tam Giới, Nguyên thần, Đức, Nghiệp, và mối quan hệ giữa chúng trong một hệ thống tu luyện hoàn chỉnh, độc giả có thể tìm đọc cuốn </w:t>
+      </w:r>
+      <w:r>
+        <w:rPr>
+          <w:rFonts w:hint="default" w:ascii="Palatino Linotype" w:hAnsi="Palatino Linotype"/>
+          <w:b/>
+          <w:bCs/>
+          <w:sz w:val="24"/>
+          <w:szCs w:val="24"/>
+        </w:rPr>
+        <w:t>Chuyển Pháp Luân</w:t>
+      </w:r>
+      <w:r>
+        <w:rPr>
+          <w:rFonts w:hint="default" w:ascii="Palatino Linotype" w:hAnsi="Palatino Linotype"/>
+          <w:sz w:val="24"/>
+          <w:szCs w:val="24"/>
+        </w:rPr>
+        <w:t xml:space="preserve"> của Ngài </w:t>
+      </w:r>
+      <w:r>
+        <w:rPr>
+          <w:rFonts w:hint="default" w:ascii="Palatino Linotype" w:hAnsi="Palatino Linotype"/>
+          <w:b/>
+          <w:bCs/>
+          <w:sz w:val="24"/>
+          <w:szCs w:val="24"/>
+        </w:rPr>
+        <w:t>Lý Hồng Chí</w:t>
+      </w:r>
+      <w:r>
+        <w:rPr>
+          <w:rFonts w:hint="default" w:ascii="Palatino Linotype" w:hAnsi="Palatino Linotype"/>
+          <w:sz w:val="24"/>
+          <w:szCs w:val="24"/>
+        </w:rPr>
+        <w:t>. Cuốn sách này cung cấp một sự diễn giải sâu sắc và có hệ thống về vũ trụ, thân thể con người và con đường tu luyện ở một tầng nhận thức cao hơn.</w:t>
+      </w:r>
+    </w:p>
+    <w:p>
+      <w:pPr>
+        <w:keepNext w:val="0"/>
+        <w:keepLines w:val="0"/>
+        <w:pageBreakBefore w:val="0"/>
+        <w:widowControl/>
+        <w:kinsoku/>
+        <w:wordWrap/>
+        <w:overflowPunct/>
+        <w:topLinePunct w:val="0"/>
+        <w:autoSpaceDE/>
+        <w:autoSpaceDN/>
+        <w:bidi w:val="0"/>
+        <w:adjustRightInd/>
+        <w:snapToGrid/>
+        <w:spacing w:before="200" w:after="200"/>
+        <w:jc w:val="both"/>
+        <w:textAlignment w:val="auto"/>
+        <w:rPr>
+          <w:rFonts w:hint="default" w:ascii="Palatino Linotype" w:hAnsi="Palatino Linotype"/>
+          <w:sz w:val="24"/>
+          <w:szCs w:val="24"/>
+        </w:rPr>
+      </w:pPr>
+    </w:p>
+    <w:p>
+      <w:pPr>
+        <w:keepNext w:val="0"/>
+        <w:keepLines w:val="0"/>
+        <w:pageBreakBefore w:val="0"/>
+        <w:widowControl/>
+        <w:kinsoku/>
+        <w:wordWrap/>
+        <w:overflowPunct/>
+        <w:topLinePunct w:val="0"/>
+        <w:autoSpaceDE/>
+        <w:autoSpaceDN/>
+        <w:bidi w:val="0"/>
+        <w:adjustRightInd/>
+        <w:snapToGrid/>
+        <w:spacing w:before="200" w:after="200"/>
+        <w:jc w:val="center"/>
+        <w:textAlignment w:val="auto"/>
+        <w:rPr>
+          <w:rFonts w:hint="default" w:ascii="Palatino Linotype" w:hAnsi="Palatino Linotype"/>
+          <w:sz w:val="24"/>
+          <w:szCs w:val="24"/>
+          <w:lang w:val="en-US"/>
+        </w:rPr>
+      </w:pPr>
+      <w:r>
+        <w:rPr>
+          <w:rFonts w:hint="default" w:ascii="Palatino Linotype" w:hAnsi="Palatino Linotype"/>
+          <w:sz w:val="24"/>
+          <w:szCs w:val="24"/>
+          <w:lang w:val="en-US"/>
+        </w:rPr>
+        <w:t>*  *  *  *  *</w:t>
+      </w:r>
+    </w:p>
+    <w:p>
+      <w:pPr>
+        <w:rPr>
+          <w:rFonts w:hint="default" w:ascii="Palatino Linotype" w:hAnsi="Palatino Linotype"/>
+          <w:sz w:val="22"/>
+          <w:szCs w:val="22"/>
+          <w:lang w:val="en-US"/>
+        </w:rPr>
+      </w:pPr>
+      <w:bookmarkStart w:id="28" w:name="_GoBack"/>
+      <w:bookmarkEnd w:id="28"/>
+      <w:r>
+        <w:rPr>
+          <w:rFonts w:hint="default" w:ascii="Palatino Linotype" w:hAnsi="Palatino Linotype"/>
+          <w:sz w:val="22"/>
+          <w:szCs w:val="22"/>
+          <w:lang w:val="en-US"/>
+        </w:rPr>
+        <w:br w:type="page"/>
+      </w:r>
+    </w:p>
+    <w:p>
+      <w:pPr>
+        <w:jc w:val="left"/>
+        <w:rPr>
+          <w:rFonts w:hint="default" w:ascii="Palatino Linotype" w:hAnsi="Palatino Linotype"/>
+          <w:sz w:val="22"/>
+          <w:szCs w:val="22"/>
+          <w:lang w:val="en-US"/>
+        </w:rPr>
+      </w:pPr>
+    </w:p>
+    <w:p>
+      <w:pPr>
+        <w:pStyle w:val="3"/>
+        <w:bidi w:val="0"/>
+        <w:spacing w:line="240" w:lineRule="auto"/>
+        <w:rPr>
+          <w:rFonts w:hint="default" w:ascii="Palatino Linotype" w:hAnsi="Palatino Linotype" w:cs="Palatino Linotype"/>
+          <w:sz w:val="36"/>
+          <w:szCs w:val="36"/>
+          <w:lang w:val="en-US" w:eastAsia="zh-CN"/>
+        </w:rPr>
+      </w:pPr>
+      <w:bookmarkStart w:id="27" w:name="_Toc24243"/>
+      <w:r>
+        <w:rPr>
+          <w:rFonts w:hint="default" w:ascii="Palatino Linotype" w:hAnsi="Palatino Linotype" w:cs="Palatino Linotype"/>
+          <w:sz w:val="36"/>
+          <w:szCs w:val="36"/>
+          <w:lang w:val="en-US" w:eastAsia="zh-CN"/>
+        </w:rPr>
         <w:t>VỀ TÁC GIẢ &amp; DỰ ÁN THE LIVES MEDIA</w:t>
       </w:r>
-      <w:bookmarkEnd w:id="26"/>
+      <w:bookmarkEnd w:id="27"/>
     </w:p>
     <w:p>
       <w:pPr>
@@ -28064,7 +29090,7 @@
         <w:widowControl/>
         <w:numPr>
           <w:ilvl w:val="0"/>
-          <w:numId w:val="1"/>
+          <w:numId w:val="2"/>
         </w:numPr>
         <w:suppressLineNumbers w:val="0"/>
         <w:ind w:left="420" w:leftChars="0" w:hanging="420" w:firstLineChars="0"/>
@@ -28140,7 +29166,7 @@
         <w:widowControl/>
         <w:numPr>
           <w:ilvl w:val="0"/>
-          <w:numId w:val="1"/>
+          <w:numId w:val="2"/>
         </w:numPr>
         <w:suppressLineNumbers w:val="0"/>
         <w:ind w:left="420" w:leftChars="0" w:hanging="420" w:firstLineChars="0"/>
@@ -28210,7 +29236,7 @@
         <w:widowControl/>
         <w:numPr>
           <w:ilvl w:val="0"/>
-          <w:numId w:val="1"/>
+          <w:numId w:val="2"/>
         </w:numPr>
         <w:suppressLineNumbers w:val="0"/>
         <w:ind w:left="420" w:leftChars="0" w:hanging="420" w:firstLineChars="0"/>
@@ -29371,1002 +30397,6 @@
           <w:lang w:val="en-US"/>
         </w:rPr>
       </w:pPr>
-    </w:p>
-    <w:p>
-      <w:pPr>
-        <w:pStyle w:val="3"/>
-        <w:bidi w:val="0"/>
-        <w:spacing w:line="240" w:lineRule="auto"/>
-        <w:rPr>
-          <w:rFonts w:hint="default" w:ascii="Palatino Linotype" w:hAnsi="Palatino Linotype" w:cs="Palatino Linotype"/>
-          <w:sz w:val="36"/>
-          <w:szCs w:val="36"/>
-          <w:lang w:val="en-US" w:eastAsia="zh-CN"/>
-        </w:rPr>
-      </w:pPr>
-      <w:bookmarkStart w:id="27" w:name="_Toc32109"/>
-      <w:r>
-        <w:rPr>
-          <w:rFonts w:hint="default" w:ascii="Palatino Linotype" w:hAnsi="Palatino Linotype" w:cs="Palatino Linotype"/>
-          <w:sz w:val="36"/>
-          <w:szCs w:val="36"/>
-          <w:lang w:val="en-US" w:eastAsia="zh-CN"/>
-        </w:rPr>
-        <w:t>PHỤ LỤC</w:t>
-      </w:r>
-      <w:bookmarkEnd w:id="27"/>
-    </w:p>
-    <w:p>
-      <w:pPr>
-        <w:jc w:val="both"/>
-        <w:rPr>
-          <w:rFonts w:hint="default" w:ascii="Palatino Linotype" w:hAnsi="Palatino Linotype"/>
-          <w:sz w:val="28"/>
-          <w:szCs w:val="28"/>
-          <w:lang w:val="en-US"/>
-        </w:rPr>
-      </w:pPr>
-    </w:p>
-    <w:p>
-      <w:pPr>
-        <w:jc w:val="both"/>
-        <w:rPr>
-          <w:rFonts w:hint="default" w:ascii="Palatino Linotype" w:hAnsi="Palatino Linotype"/>
-          <w:b/>
-          <w:bCs/>
-          <w:sz w:val="28"/>
-          <w:szCs w:val="28"/>
-        </w:rPr>
-      </w:pPr>
-      <w:r>
-        <w:rPr>
-          <w:rFonts w:hint="default" w:ascii="Palatino Linotype" w:hAnsi="Palatino Linotype"/>
-          <w:b/>
-          <w:bCs/>
-          <w:sz w:val="28"/>
-          <w:szCs w:val="28"/>
-        </w:rPr>
-        <w:t>A. Giải Thích Thuật Ngữ</w:t>
-      </w:r>
-    </w:p>
-    <w:p>
-      <w:pPr>
-        <w:jc w:val="both"/>
-        <w:rPr>
-          <w:rFonts w:hint="default" w:ascii="Palatino Linotype" w:hAnsi="Palatino Linotype"/>
-          <w:sz w:val="28"/>
-          <w:szCs w:val="28"/>
-          <w:lang w:val="en-US"/>
-        </w:rPr>
-      </w:pPr>
-    </w:p>
-    <w:p>
-      <w:pPr>
-        <w:jc w:val="both"/>
-        <w:rPr>
-          <w:rFonts w:hint="default" w:ascii="Palatino Linotype" w:hAnsi="Palatino Linotype"/>
-          <w:sz w:val="24"/>
-          <w:szCs w:val="24"/>
-        </w:rPr>
-      </w:pPr>
-      <w:r>
-        <w:rPr>
-          <w:rFonts w:hint="default" w:ascii="Palatino Linotype" w:hAnsi="Palatino Linotype"/>
-          <w:sz w:val="24"/>
-          <w:szCs w:val="24"/>
-        </w:rPr>
-        <w:t xml:space="preserve">- </w:t>
-      </w:r>
-      <w:r>
-        <w:rPr>
-          <w:rFonts w:hint="default" w:ascii="Palatino Linotype" w:hAnsi="Palatino Linotype"/>
-          <w:b/>
-          <w:bCs/>
-          <w:sz w:val="24"/>
-          <w:szCs w:val="24"/>
-        </w:rPr>
-        <w:t>Nhất Nguyên Luận</w:t>
-      </w:r>
-      <w:r>
-        <w:rPr>
-          <w:rFonts w:hint="default" w:ascii="Palatino Linotype" w:hAnsi="Palatino Linotype"/>
-          <w:sz w:val="24"/>
-          <w:szCs w:val="24"/>
-        </w:rPr>
-        <w:t xml:space="preserve"> (Monism): Quan điểm triết học cho rằng vạn vật trong vũ trụ, dù biểu hiện dưới hình thái vật chất hay ý thức, đều bắt nguồn từ một bản thể duy nhất.</w:t>
-      </w:r>
-    </w:p>
-    <w:p>
-      <w:pPr>
-        <w:jc w:val="both"/>
-        <w:rPr>
-          <w:rFonts w:hint="default" w:ascii="Palatino Linotype" w:hAnsi="Palatino Linotype"/>
-          <w:sz w:val="24"/>
-          <w:szCs w:val="24"/>
-          <w:lang w:val="en-US"/>
-        </w:rPr>
-      </w:pPr>
-    </w:p>
-    <w:p>
-      <w:pPr>
-        <w:jc w:val="both"/>
-        <w:rPr>
-          <w:rFonts w:hint="default" w:ascii="Palatino Linotype" w:hAnsi="Palatino Linotype"/>
-          <w:sz w:val="24"/>
-          <w:szCs w:val="24"/>
-        </w:rPr>
-      </w:pPr>
-      <w:r>
-        <w:rPr>
-          <w:rFonts w:hint="default" w:ascii="Palatino Linotype" w:hAnsi="Palatino Linotype"/>
-          <w:sz w:val="24"/>
-          <w:szCs w:val="24"/>
-        </w:rPr>
-        <w:t xml:space="preserve">- </w:t>
-      </w:r>
-      <w:r>
-        <w:rPr>
-          <w:rFonts w:hint="default" w:ascii="Palatino Linotype" w:hAnsi="Palatino Linotype"/>
-          <w:b/>
-          <w:bCs/>
-          <w:sz w:val="24"/>
-          <w:szCs w:val="24"/>
-        </w:rPr>
-        <w:t>Trật Tự Ẩn / Trật Tự Hiện</w:t>
-      </w:r>
-      <w:r>
-        <w:rPr>
-          <w:rFonts w:hint="default" w:ascii="Palatino Linotype" w:hAnsi="Palatino Linotype"/>
-          <w:sz w:val="24"/>
-          <w:szCs w:val="24"/>
-        </w:rPr>
-        <w:t xml:space="preserve"> (Implicate / Explicate Order): Khái niệm của nhà vật lý David Bohm. "Trật tự hiện" là thế giới vật chất biểu kiến, nơi các sự vật có vẻ tách biệt. "Trật tự ẩn" là tầng thực tại nền tảng, một thể toàn vẹn không thể phân chia, nơi vạn vật liên kết và "gói ghém" vào nhau.</w:t>
-      </w:r>
-    </w:p>
-    <w:p>
-      <w:pPr>
-        <w:jc w:val="both"/>
-        <w:rPr>
-          <w:rFonts w:hint="default" w:ascii="Palatino Linotype" w:hAnsi="Palatino Linotype"/>
-          <w:sz w:val="24"/>
-          <w:szCs w:val="24"/>
-          <w:lang w:val="en-US"/>
-        </w:rPr>
-      </w:pPr>
-    </w:p>
-    <w:p>
-      <w:pPr>
-        <w:jc w:val="both"/>
-        <w:rPr>
-          <w:rFonts w:hint="default" w:ascii="Palatino Linotype" w:hAnsi="Palatino Linotype"/>
-          <w:sz w:val="24"/>
-          <w:szCs w:val="24"/>
-        </w:rPr>
-      </w:pPr>
-      <w:r>
-        <w:rPr>
-          <w:rFonts w:hint="default" w:ascii="Palatino Linotype" w:hAnsi="Palatino Linotype"/>
-          <w:sz w:val="24"/>
-          <w:szCs w:val="24"/>
-        </w:rPr>
-        <w:t xml:space="preserve">- </w:t>
-      </w:r>
-      <w:r>
-        <w:rPr>
-          <w:rFonts w:hint="default" w:ascii="Palatino Linotype" w:hAnsi="Palatino Linotype"/>
-          <w:b/>
-          <w:bCs/>
-          <w:sz w:val="24"/>
-          <w:szCs w:val="24"/>
-        </w:rPr>
-        <w:t>Ngũ Hành</w:t>
-      </w:r>
-      <w:r>
-        <w:rPr>
-          <w:rFonts w:hint="default" w:ascii="Palatino Linotype" w:hAnsi="Palatino Linotype"/>
-          <w:sz w:val="24"/>
-          <w:szCs w:val="24"/>
-        </w:rPr>
-        <w:t xml:space="preserve">: Một hệ thống mô tả năm trạng thái vận động cơ bản của </w:t>
-      </w:r>
-      <w:r>
-        <w:rPr>
-          <w:rFonts w:hint="default" w:ascii="Palatino Linotype" w:hAnsi="Palatino Linotype"/>
-          <w:sz w:val="24"/>
-          <w:szCs w:val="24"/>
-          <w:lang w:val="en-US"/>
-        </w:rPr>
-        <w:t>vật chất</w:t>
-      </w:r>
-      <w:r>
-        <w:rPr>
-          <w:rFonts w:hint="default" w:ascii="Palatino Linotype" w:hAnsi="Palatino Linotype"/>
-          <w:sz w:val="24"/>
-          <w:szCs w:val="24"/>
-        </w:rPr>
-        <w:t xml:space="preserve"> trong minh triết phương Đông: Kim (ngưng tụ), Mộc (sinh trưởng), Thủy (lưu động), Hỏa (phát xạ), Thổ (ổn định). Nó mô tả chức năng và sự cân bằng động, chứ không phải năm loại vật chất.</w:t>
-      </w:r>
-    </w:p>
-    <w:p>
-      <w:pPr>
-        <w:jc w:val="both"/>
-        <w:rPr>
-          <w:rFonts w:hint="default" w:ascii="Palatino Linotype" w:hAnsi="Palatino Linotype"/>
-          <w:sz w:val="24"/>
-          <w:szCs w:val="24"/>
-          <w:lang w:val="en-US"/>
-        </w:rPr>
-      </w:pPr>
-    </w:p>
-    <w:p>
-      <w:pPr>
-        <w:jc w:val="both"/>
-        <w:rPr>
-          <w:rFonts w:hint="default" w:ascii="Palatino Linotype" w:hAnsi="Palatino Linotype"/>
-          <w:sz w:val="24"/>
-          <w:szCs w:val="24"/>
-        </w:rPr>
-      </w:pPr>
-      <w:r>
-        <w:rPr>
-          <w:rFonts w:hint="default" w:ascii="Palatino Linotype" w:hAnsi="Palatino Linotype"/>
-          <w:sz w:val="24"/>
-          <w:szCs w:val="24"/>
-        </w:rPr>
-        <w:t xml:space="preserve">- </w:t>
-      </w:r>
-      <w:r>
-        <w:rPr>
-          <w:rFonts w:hint="default" w:ascii="Palatino Linotype" w:hAnsi="Palatino Linotype"/>
-          <w:b/>
-          <w:bCs/>
-          <w:sz w:val="24"/>
-          <w:szCs w:val="24"/>
-        </w:rPr>
-        <w:t>Tam Giới</w:t>
-      </w:r>
-      <w:r>
-        <w:rPr>
-          <w:rFonts w:hint="default" w:ascii="Palatino Linotype" w:hAnsi="Palatino Linotype"/>
-          <w:sz w:val="24"/>
-          <w:szCs w:val="24"/>
-        </w:rPr>
-        <w:t>: Trong bối cảnh của sách, đây là thuật ngữ chỉ toàn bộ phạm vi không gian-thời gian vật chất khả kiến, nơi các sinh mệnh bị chi phối bởi các quy luật vật lý đã biết và vòng sinh tử luân hồi.</w:t>
-      </w:r>
-    </w:p>
-    <w:p>
-      <w:pPr>
-        <w:jc w:val="both"/>
-        <w:rPr>
-          <w:rFonts w:hint="default" w:ascii="Palatino Linotype" w:hAnsi="Palatino Linotype"/>
-          <w:sz w:val="24"/>
-          <w:szCs w:val="24"/>
-          <w:lang w:val="en-US"/>
-        </w:rPr>
-      </w:pPr>
-    </w:p>
-    <w:p>
-      <w:pPr>
-        <w:jc w:val="both"/>
-        <w:rPr>
-          <w:rFonts w:hint="default" w:ascii="Palatino Linotype" w:hAnsi="Palatino Linotype"/>
-          <w:sz w:val="24"/>
-          <w:szCs w:val="24"/>
-        </w:rPr>
-      </w:pPr>
-      <w:r>
-        <w:rPr>
-          <w:rFonts w:hint="default" w:ascii="Palatino Linotype" w:hAnsi="Palatino Linotype"/>
-          <w:sz w:val="24"/>
-          <w:szCs w:val="24"/>
-        </w:rPr>
-        <w:t xml:space="preserve">- </w:t>
-      </w:r>
-      <w:r>
-        <w:rPr>
-          <w:rFonts w:hint="default" w:ascii="Palatino Linotype" w:hAnsi="Palatino Linotype"/>
-          <w:b/>
-          <w:bCs/>
-          <w:sz w:val="24"/>
-          <w:szCs w:val="24"/>
-        </w:rPr>
-        <w:t>Nguyên Thần</w:t>
-      </w:r>
-      <w:r>
-        <w:rPr>
-          <w:rFonts w:hint="default" w:ascii="Palatino Linotype" w:hAnsi="Palatino Linotype"/>
-          <w:sz w:val="24"/>
-          <w:szCs w:val="24"/>
-        </w:rPr>
-        <w:t xml:space="preserve"> (Chủ Nguyên Thần / Phó Nguyên Thần): Bản thể ý thức cốt lõi, bất diệt của một sinh mệnh, thường được gọi là linh hồn. "Chủ Nguyên thần" là ý thức chính mà chúng ta nhận biết là "tôi". "Phó Nguyên thần" là những ý thức song hành, hoạt động thầm lặng bên trong cùng một cơ thể.</w:t>
-      </w:r>
-    </w:p>
-    <w:p>
-      <w:pPr>
-        <w:jc w:val="both"/>
-        <w:rPr>
-          <w:rFonts w:hint="default" w:ascii="Palatino Linotype" w:hAnsi="Palatino Linotype"/>
-          <w:sz w:val="24"/>
-          <w:szCs w:val="24"/>
-          <w:lang w:val="en-US"/>
-        </w:rPr>
-      </w:pPr>
-    </w:p>
-    <w:p>
-      <w:pPr>
-        <w:jc w:val="both"/>
-        <w:rPr>
-          <w:rFonts w:hint="default" w:ascii="Palatino Linotype" w:hAnsi="Palatino Linotype"/>
-          <w:sz w:val="24"/>
-          <w:szCs w:val="24"/>
-        </w:rPr>
-      </w:pPr>
-      <w:r>
-        <w:rPr>
-          <w:rFonts w:hint="default" w:ascii="Palatino Linotype" w:hAnsi="Palatino Linotype"/>
-          <w:sz w:val="24"/>
-          <w:szCs w:val="24"/>
-        </w:rPr>
-        <w:t xml:space="preserve">- </w:t>
-      </w:r>
-      <w:r>
-        <w:rPr>
-          <w:rFonts w:hint="default" w:ascii="Palatino Linotype" w:hAnsi="Palatino Linotype"/>
-          <w:b/>
-          <w:bCs/>
-          <w:sz w:val="24"/>
-          <w:szCs w:val="24"/>
-        </w:rPr>
-        <w:t>Đức</w:t>
-      </w:r>
-      <w:r>
-        <w:rPr>
-          <w:rFonts w:hint="default" w:ascii="Palatino Linotype" w:hAnsi="Palatino Linotype"/>
-          <w:sz w:val="24"/>
-          <w:szCs w:val="24"/>
-        </w:rPr>
-        <w:t xml:space="preserve"> và </w:t>
-      </w:r>
-      <w:r>
-        <w:rPr>
-          <w:rFonts w:hint="default" w:ascii="Palatino Linotype" w:hAnsi="Palatino Linotype"/>
-          <w:b/>
-          <w:bCs/>
-          <w:sz w:val="24"/>
-          <w:szCs w:val="24"/>
-        </w:rPr>
-        <w:t>Nghiệp</w:t>
-      </w:r>
-      <w:r>
-        <w:rPr>
-          <w:rFonts w:hint="default" w:ascii="Palatino Linotype" w:hAnsi="Palatino Linotype"/>
-          <w:sz w:val="24"/>
-          <w:szCs w:val="24"/>
-        </w:rPr>
-        <w:t>: Trong thế giới quan tu luyện, đây không phải là khái niệm đạo đức trừu tượng, mà là hai loại vật chất có thật. "Đức" là vật chất trắng, tích lũy từ việc làm tốt và chịu khổ. "Nghiệp" là vật chất đen, sinh ra từ việc làm xấu.</w:t>
-      </w:r>
-    </w:p>
-    <w:p>
-      <w:pPr>
-        <w:jc w:val="both"/>
-        <w:rPr>
-          <w:rFonts w:hint="default" w:ascii="Palatino Linotype" w:hAnsi="Palatino Linotype"/>
-          <w:sz w:val="24"/>
-          <w:szCs w:val="24"/>
-          <w:lang w:val="en-US"/>
-        </w:rPr>
-      </w:pPr>
-    </w:p>
-    <w:p>
-      <w:pPr>
-        <w:jc w:val="both"/>
-        <w:rPr>
-          <w:rFonts w:hint="default" w:ascii="Palatino Linotype" w:hAnsi="Palatino Linotype"/>
-          <w:sz w:val="24"/>
-          <w:szCs w:val="24"/>
-        </w:rPr>
-      </w:pPr>
-      <w:r>
-        <w:rPr>
-          <w:rFonts w:hint="default" w:ascii="Palatino Linotype" w:hAnsi="Palatino Linotype"/>
-          <w:sz w:val="24"/>
-          <w:szCs w:val="24"/>
-        </w:rPr>
-        <w:t xml:space="preserve">- </w:t>
-      </w:r>
-      <w:r>
-        <w:rPr>
-          <w:rFonts w:hint="default" w:ascii="Palatino Linotype" w:hAnsi="Palatino Linotype"/>
-          <w:b/>
-          <w:bCs/>
-          <w:sz w:val="24"/>
-          <w:szCs w:val="24"/>
-        </w:rPr>
-        <w:t>Thiên Mục</w:t>
-      </w:r>
-      <w:r>
-        <w:rPr>
-          <w:rFonts w:hint="default" w:ascii="Palatino Linotype" w:hAnsi="Palatino Linotype"/>
-          <w:sz w:val="24"/>
-          <w:szCs w:val="24"/>
-        </w:rPr>
-        <w:t xml:space="preserve"> (Con Mắt Thứ Ba): Một công cụ nhận thức nội tại, một "giác quan" cao cấp có thể được khai mở thông qua tu luyện, cho phép con người có khả năng cảm nhận trực tiếp các tầng không gian và thực tại khác.</w:t>
-      </w:r>
-    </w:p>
-    <w:p>
-      <w:pPr>
-        <w:jc w:val="both"/>
-        <w:rPr>
-          <w:rFonts w:hint="default" w:ascii="Palatino Linotype" w:hAnsi="Palatino Linotype"/>
-          <w:sz w:val="28"/>
-          <w:szCs w:val="28"/>
-          <w:lang w:val="en-US"/>
-        </w:rPr>
-      </w:pPr>
-    </w:p>
-    <w:p>
-      <w:pPr>
-        <w:jc w:val="both"/>
-        <w:rPr>
-          <w:rFonts w:hint="default" w:ascii="Palatino Linotype" w:hAnsi="Palatino Linotype"/>
-          <w:sz w:val="28"/>
-          <w:szCs w:val="28"/>
-          <w:lang w:val="en-US"/>
-        </w:rPr>
-      </w:pPr>
-    </w:p>
-    <w:p>
-      <w:pPr>
-        <w:jc w:val="both"/>
-        <w:rPr>
-          <w:rFonts w:hint="default" w:ascii="Palatino Linotype" w:hAnsi="Palatino Linotype"/>
-          <w:b/>
-          <w:bCs/>
-          <w:sz w:val="28"/>
-          <w:szCs w:val="28"/>
-        </w:rPr>
-      </w:pPr>
-      <w:r>
-        <w:rPr>
-          <w:rFonts w:hint="default" w:ascii="Palatino Linotype" w:hAnsi="Palatino Linotype"/>
-          <w:b/>
-          <w:bCs/>
-          <w:sz w:val="28"/>
-          <w:szCs w:val="28"/>
-        </w:rPr>
-        <w:t>B. Danh Sách Đọc Thêm</w:t>
-      </w:r>
-    </w:p>
-    <w:p>
-      <w:pPr>
-        <w:jc w:val="both"/>
-        <w:rPr>
-          <w:rFonts w:hint="default" w:ascii="Palatino Linotype" w:hAnsi="Palatino Linotype"/>
-          <w:sz w:val="28"/>
-          <w:szCs w:val="28"/>
-          <w:lang w:val="en-US"/>
-        </w:rPr>
-      </w:pPr>
-    </w:p>
-    <w:p>
-      <w:pPr>
-        <w:keepNext w:val="0"/>
-        <w:keepLines w:val="0"/>
-        <w:pageBreakBefore w:val="0"/>
-        <w:widowControl/>
-        <w:kinsoku/>
-        <w:wordWrap/>
-        <w:overflowPunct/>
-        <w:topLinePunct w:val="0"/>
-        <w:autoSpaceDE/>
-        <w:autoSpaceDN/>
-        <w:bidi w:val="0"/>
-        <w:adjustRightInd/>
-        <w:snapToGrid/>
-        <w:spacing w:before="200" w:after="200"/>
-        <w:jc w:val="both"/>
-        <w:textAlignment w:val="auto"/>
-        <w:rPr>
-          <w:rFonts w:hint="default" w:ascii="Palatino Linotype" w:hAnsi="Palatino Linotype"/>
-          <w:b/>
-          <w:bCs/>
-          <w:sz w:val="24"/>
-          <w:szCs w:val="24"/>
-        </w:rPr>
-      </w:pPr>
-      <w:r>
-        <w:rPr>
-          <w:rFonts w:hint="default" w:ascii="Palatino Linotype" w:hAnsi="Palatino Linotype"/>
-          <w:b/>
-          <w:bCs/>
-          <w:sz w:val="24"/>
-          <w:szCs w:val="24"/>
-        </w:rPr>
-        <w:t>Về Vật Lý Tiên Phong và Triết Học Khoa Học:</w:t>
-      </w:r>
-    </w:p>
-    <w:p>
-      <w:pPr>
-        <w:keepNext w:val="0"/>
-        <w:keepLines w:val="0"/>
-        <w:pageBreakBefore w:val="0"/>
-        <w:widowControl/>
-        <w:numPr>
-          <w:ilvl w:val="0"/>
-          <w:numId w:val="2"/>
-        </w:numPr>
-        <w:kinsoku/>
-        <w:wordWrap/>
-        <w:overflowPunct/>
-        <w:topLinePunct w:val="0"/>
-        <w:autoSpaceDE/>
-        <w:autoSpaceDN/>
-        <w:bidi w:val="0"/>
-        <w:adjustRightInd/>
-        <w:snapToGrid/>
-        <w:spacing w:before="200" w:after="200"/>
-        <w:ind w:left="420" w:leftChars="0" w:hanging="420" w:firstLineChars="0"/>
-        <w:jc w:val="both"/>
-        <w:textAlignment w:val="auto"/>
-        <w:rPr>
-          <w:rFonts w:hint="default" w:ascii="Palatino Linotype" w:hAnsi="Palatino Linotype"/>
-          <w:sz w:val="24"/>
-          <w:szCs w:val="24"/>
-        </w:rPr>
-      </w:pPr>
-      <w:r>
-        <w:rPr>
-          <w:rFonts w:hint="default" w:ascii="Palatino Linotype" w:hAnsi="Palatino Linotype"/>
-          <w:sz w:val="24"/>
-          <w:szCs w:val="24"/>
-        </w:rPr>
-        <w:t>Wholeness and the Implicate Order (Toàn thể và Trật tự ẩn) - David Bohm</w:t>
-      </w:r>
-    </w:p>
-    <w:p>
-      <w:pPr>
-        <w:keepNext w:val="0"/>
-        <w:keepLines w:val="0"/>
-        <w:pageBreakBefore w:val="0"/>
-        <w:widowControl/>
-        <w:numPr>
-          <w:ilvl w:val="0"/>
-          <w:numId w:val="2"/>
-        </w:numPr>
-        <w:kinsoku/>
-        <w:wordWrap/>
-        <w:overflowPunct/>
-        <w:topLinePunct w:val="0"/>
-        <w:autoSpaceDE/>
-        <w:autoSpaceDN/>
-        <w:bidi w:val="0"/>
-        <w:adjustRightInd/>
-        <w:snapToGrid/>
-        <w:spacing w:before="200" w:after="200"/>
-        <w:ind w:left="420" w:leftChars="0" w:hanging="420" w:firstLineChars="0"/>
-        <w:jc w:val="both"/>
-        <w:textAlignment w:val="auto"/>
-        <w:rPr>
-          <w:rFonts w:hint="default" w:ascii="Palatino Linotype" w:hAnsi="Palatino Linotype"/>
-          <w:sz w:val="24"/>
-          <w:szCs w:val="24"/>
-        </w:rPr>
-      </w:pPr>
-      <w:r>
-        <w:rPr>
-          <w:rFonts w:hint="default" w:ascii="Palatino Linotype" w:hAnsi="Palatino Linotype"/>
-          <w:sz w:val="24"/>
-          <w:szCs w:val="24"/>
-        </w:rPr>
-        <w:t>The Tao of Physics (Đạo của Vật lý) - Fritjof Capra</w:t>
-      </w:r>
-    </w:p>
-    <w:p>
-      <w:pPr>
-        <w:keepNext w:val="0"/>
-        <w:keepLines w:val="0"/>
-        <w:pageBreakBefore w:val="0"/>
-        <w:widowControl/>
-        <w:numPr>
-          <w:ilvl w:val="0"/>
-          <w:numId w:val="2"/>
-        </w:numPr>
-        <w:kinsoku/>
-        <w:wordWrap/>
-        <w:overflowPunct/>
-        <w:topLinePunct w:val="0"/>
-        <w:autoSpaceDE/>
-        <w:autoSpaceDN/>
-        <w:bidi w:val="0"/>
-        <w:adjustRightInd/>
-        <w:snapToGrid/>
-        <w:spacing w:before="200" w:after="200"/>
-        <w:ind w:left="420" w:leftChars="0" w:hanging="420" w:firstLineChars="0"/>
-        <w:jc w:val="both"/>
-        <w:textAlignment w:val="auto"/>
-        <w:rPr>
-          <w:rFonts w:hint="default" w:ascii="Palatino Linotype" w:hAnsi="Palatino Linotype"/>
-          <w:sz w:val="24"/>
-          <w:szCs w:val="24"/>
-        </w:rPr>
-      </w:pPr>
-      <w:r>
-        <w:rPr>
-          <w:rFonts w:hint="default" w:ascii="Palatino Linotype" w:hAnsi="Palatino Linotype"/>
-          <w:sz w:val="24"/>
-          <w:szCs w:val="24"/>
-        </w:rPr>
-        <w:t>Các công trình về Vũ trụ Plasma của Hannes Alfvén.</w:t>
-      </w:r>
-    </w:p>
-    <w:p>
-      <w:pPr>
-        <w:keepNext w:val="0"/>
-        <w:keepLines w:val="0"/>
-        <w:pageBreakBefore w:val="0"/>
-        <w:widowControl/>
-        <w:kinsoku/>
-        <w:wordWrap/>
-        <w:overflowPunct/>
-        <w:topLinePunct w:val="0"/>
-        <w:autoSpaceDE/>
-        <w:autoSpaceDN/>
-        <w:bidi w:val="0"/>
-        <w:adjustRightInd/>
-        <w:snapToGrid/>
-        <w:spacing w:before="200" w:after="200"/>
-        <w:jc w:val="both"/>
-        <w:textAlignment w:val="auto"/>
-        <w:rPr>
-          <w:rFonts w:hint="default" w:ascii="Palatino Linotype" w:hAnsi="Palatino Linotype"/>
-          <w:sz w:val="24"/>
-          <w:szCs w:val="24"/>
-          <w:lang w:val="en-US"/>
-        </w:rPr>
-      </w:pPr>
-    </w:p>
-    <w:p>
-      <w:pPr>
-        <w:keepNext w:val="0"/>
-        <w:keepLines w:val="0"/>
-        <w:pageBreakBefore w:val="0"/>
-        <w:widowControl/>
-        <w:kinsoku/>
-        <w:wordWrap/>
-        <w:overflowPunct/>
-        <w:topLinePunct w:val="0"/>
-        <w:autoSpaceDE/>
-        <w:autoSpaceDN/>
-        <w:bidi w:val="0"/>
-        <w:adjustRightInd/>
-        <w:snapToGrid/>
-        <w:spacing w:before="200" w:after="200"/>
-        <w:jc w:val="both"/>
-        <w:textAlignment w:val="auto"/>
-        <w:rPr>
-          <w:rFonts w:hint="default" w:ascii="Palatino Linotype" w:hAnsi="Palatino Linotype"/>
-          <w:b/>
-          <w:bCs/>
-          <w:sz w:val="24"/>
-          <w:szCs w:val="24"/>
-        </w:rPr>
-      </w:pPr>
-      <w:r>
-        <w:rPr>
-          <w:rFonts w:hint="default" w:ascii="Palatino Linotype" w:hAnsi="Palatino Linotype"/>
-          <w:b/>
-          <w:bCs/>
-          <w:sz w:val="24"/>
-          <w:szCs w:val="24"/>
-        </w:rPr>
-        <w:t>Về Triết Học Đông và Tây:</w:t>
-      </w:r>
-    </w:p>
-    <w:p>
-      <w:pPr>
-        <w:keepNext w:val="0"/>
-        <w:keepLines w:val="0"/>
-        <w:pageBreakBefore w:val="0"/>
-        <w:widowControl/>
-        <w:numPr>
-          <w:ilvl w:val="0"/>
-          <w:numId w:val="2"/>
-        </w:numPr>
-        <w:kinsoku/>
-        <w:wordWrap/>
-        <w:overflowPunct/>
-        <w:topLinePunct w:val="0"/>
-        <w:autoSpaceDE/>
-        <w:autoSpaceDN/>
-        <w:bidi w:val="0"/>
-        <w:adjustRightInd/>
-        <w:snapToGrid/>
-        <w:spacing w:before="200" w:after="200"/>
-        <w:ind w:left="420" w:leftChars="0" w:hanging="420" w:firstLineChars="0"/>
-        <w:jc w:val="both"/>
-        <w:textAlignment w:val="auto"/>
-        <w:rPr>
-          <w:rFonts w:hint="default" w:ascii="Palatino Linotype" w:hAnsi="Palatino Linotype"/>
-          <w:sz w:val="24"/>
-          <w:szCs w:val="24"/>
-        </w:rPr>
-      </w:pPr>
-      <w:r>
-        <w:rPr>
-          <w:rFonts w:hint="default" w:ascii="Palatino Linotype" w:hAnsi="Palatino Linotype"/>
-          <w:sz w:val="24"/>
-          <w:szCs w:val="24"/>
-        </w:rPr>
-        <w:t>Đạo Đức Kinh - Lão Tử</w:t>
-      </w:r>
-    </w:p>
-    <w:p>
-      <w:pPr>
-        <w:keepNext w:val="0"/>
-        <w:keepLines w:val="0"/>
-        <w:pageBreakBefore w:val="0"/>
-        <w:widowControl/>
-        <w:numPr>
-          <w:ilvl w:val="0"/>
-          <w:numId w:val="2"/>
-        </w:numPr>
-        <w:kinsoku/>
-        <w:wordWrap/>
-        <w:overflowPunct/>
-        <w:topLinePunct w:val="0"/>
-        <w:autoSpaceDE/>
-        <w:autoSpaceDN/>
-        <w:bidi w:val="0"/>
-        <w:adjustRightInd/>
-        <w:snapToGrid/>
-        <w:spacing w:before="200" w:after="200"/>
-        <w:ind w:left="420" w:leftChars="0" w:hanging="420" w:firstLineChars="0"/>
-        <w:jc w:val="both"/>
-        <w:textAlignment w:val="auto"/>
-        <w:rPr>
-          <w:rFonts w:hint="default" w:ascii="Palatino Linotype" w:hAnsi="Palatino Linotype"/>
-          <w:sz w:val="24"/>
-          <w:szCs w:val="24"/>
-        </w:rPr>
-      </w:pPr>
-      <w:r>
-        <w:rPr>
-          <w:rFonts w:hint="default" w:ascii="Palatino Linotype" w:hAnsi="Palatino Linotype"/>
-          <w:sz w:val="24"/>
-          <w:szCs w:val="24"/>
-        </w:rPr>
-        <w:t>Ethics (Đạo đức học) - Baruch Spinoza</w:t>
-      </w:r>
-    </w:p>
-    <w:p>
-      <w:pPr>
-        <w:keepNext w:val="0"/>
-        <w:keepLines w:val="0"/>
-        <w:pageBreakBefore w:val="0"/>
-        <w:widowControl/>
-        <w:numPr>
-          <w:ilvl w:val="0"/>
-          <w:numId w:val="2"/>
-        </w:numPr>
-        <w:kinsoku/>
-        <w:wordWrap/>
-        <w:overflowPunct/>
-        <w:topLinePunct w:val="0"/>
-        <w:autoSpaceDE/>
-        <w:autoSpaceDN/>
-        <w:bidi w:val="0"/>
-        <w:adjustRightInd/>
-        <w:snapToGrid/>
-        <w:spacing w:before="200" w:after="200"/>
-        <w:ind w:left="420" w:leftChars="0" w:hanging="420" w:firstLineChars="0"/>
-        <w:jc w:val="both"/>
-        <w:textAlignment w:val="auto"/>
-        <w:rPr>
-          <w:rFonts w:hint="default" w:ascii="Palatino Linotype" w:hAnsi="Palatino Linotype"/>
-          <w:sz w:val="24"/>
-          <w:szCs w:val="24"/>
-        </w:rPr>
-      </w:pPr>
-      <w:r>
-        <w:rPr>
-          <w:rFonts w:hint="default" w:ascii="Palatino Linotype" w:hAnsi="Palatino Linotype"/>
-          <w:sz w:val="24"/>
-          <w:szCs w:val="24"/>
-        </w:rPr>
-        <w:t>Các kinh văn Phật giáo về vũ trụ quan và các cõi giới.</w:t>
-      </w:r>
-    </w:p>
-    <w:p>
-      <w:pPr>
-        <w:keepNext w:val="0"/>
-        <w:keepLines w:val="0"/>
-        <w:pageBreakBefore w:val="0"/>
-        <w:widowControl/>
-        <w:kinsoku/>
-        <w:wordWrap/>
-        <w:overflowPunct/>
-        <w:topLinePunct w:val="0"/>
-        <w:autoSpaceDE/>
-        <w:autoSpaceDN/>
-        <w:bidi w:val="0"/>
-        <w:adjustRightInd/>
-        <w:snapToGrid/>
-        <w:spacing w:before="200" w:after="200"/>
-        <w:jc w:val="both"/>
-        <w:textAlignment w:val="auto"/>
-        <w:rPr>
-          <w:rFonts w:hint="default" w:ascii="Palatino Linotype" w:hAnsi="Palatino Linotype"/>
-          <w:sz w:val="24"/>
-          <w:szCs w:val="24"/>
-          <w:lang w:val="en-US"/>
-        </w:rPr>
-      </w:pPr>
-    </w:p>
-    <w:p>
-      <w:pPr>
-        <w:keepNext w:val="0"/>
-        <w:keepLines w:val="0"/>
-        <w:pageBreakBefore w:val="0"/>
-        <w:widowControl/>
-        <w:kinsoku/>
-        <w:wordWrap/>
-        <w:overflowPunct/>
-        <w:topLinePunct w:val="0"/>
-        <w:autoSpaceDE/>
-        <w:autoSpaceDN/>
-        <w:bidi w:val="0"/>
-        <w:adjustRightInd/>
-        <w:snapToGrid/>
-        <w:spacing w:before="200" w:after="200"/>
-        <w:jc w:val="both"/>
-        <w:textAlignment w:val="auto"/>
-        <w:rPr>
-          <w:rFonts w:hint="default" w:ascii="Palatino Linotype" w:hAnsi="Palatino Linotype"/>
-          <w:b/>
-          <w:bCs/>
-          <w:sz w:val="24"/>
-          <w:szCs w:val="24"/>
-        </w:rPr>
-      </w:pPr>
-      <w:r>
-        <w:rPr>
-          <w:rFonts w:hint="default" w:ascii="Palatino Linotype" w:hAnsi="Palatino Linotype"/>
-          <w:b/>
-          <w:bCs/>
-          <w:sz w:val="24"/>
-          <w:szCs w:val="24"/>
-        </w:rPr>
-        <w:t>Về Minh Triết Tu Luyện Hiện Đại:</w:t>
-      </w:r>
-    </w:p>
-    <w:p>
-      <w:pPr>
-        <w:keepNext w:val="0"/>
-        <w:keepLines w:val="0"/>
-        <w:pageBreakBefore w:val="0"/>
-        <w:widowControl/>
-        <w:kinsoku/>
-        <w:wordWrap/>
-        <w:overflowPunct/>
-        <w:topLinePunct w:val="0"/>
-        <w:autoSpaceDE/>
-        <w:autoSpaceDN/>
-        <w:bidi w:val="0"/>
-        <w:adjustRightInd/>
-        <w:snapToGrid/>
-        <w:spacing w:before="200" w:after="200"/>
-        <w:jc w:val="both"/>
-        <w:textAlignment w:val="auto"/>
-        <w:rPr>
-          <w:rFonts w:hint="default" w:ascii="Palatino Linotype" w:hAnsi="Palatino Linotype"/>
-          <w:sz w:val="24"/>
-          <w:szCs w:val="24"/>
-        </w:rPr>
-      </w:pPr>
-      <w:r>
-        <w:rPr>
-          <w:rFonts w:hint="default" w:ascii="Palatino Linotype" w:hAnsi="Palatino Linotype"/>
-          <w:sz w:val="24"/>
-          <w:szCs w:val="24"/>
-        </w:rPr>
-        <w:t xml:space="preserve">Để tìm hiểu sâu hơn về các khái niệm như Tam Giới, Nguyên thần, Đức, Nghiệp, và mối quan hệ giữa chúng trong một hệ thống tu luyện hoàn chỉnh, độc giả có thể tìm đọc cuốn </w:t>
-      </w:r>
-      <w:r>
-        <w:rPr>
-          <w:rFonts w:hint="default" w:ascii="Palatino Linotype" w:hAnsi="Palatino Linotype"/>
-          <w:b/>
-          <w:bCs/>
-          <w:sz w:val="24"/>
-          <w:szCs w:val="24"/>
-        </w:rPr>
-        <w:t>Chuyển Pháp Luân</w:t>
-      </w:r>
-      <w:r>
-        <w:rPr>
-          <w:rFonts w:hint="default" w:ascii="Palatino Linotype" w:hAnsi="Palatino Linotype"/>
-          <w:sz w:val="24"/>
-          <w:szCs w:val="24"/>
-        </w:rPr>
-        <w:t xml:space="preserve"> của Ngài </w:t>
-      </w:r>
-      <w:r>
-        <w:rPr>
-          <w:rFonts w:hint="default" w:ascii="Palatino Linotype" w:hAnsi="Palatino Linotype"/>
-          <w:b/>
-          <w:bCs/>
-          <w:sz w:val="24"/>
-          <w:szCs w:val="24"/>
-        </w:rPr>
-        <w:t>Lý Hồng Chí</w:t>
-      </w:r>
-      <w:r>
-        <w:rPr>
-          <w:rFonts w:hint="default" w:ascii="Palatino Linotype" w:hAnsi="Palatino Linotype"/>
-          <w:sz w:val="24"/>
-          <w:szCs w:val="24"/>
-        </w:rPr>
-        <w:t>. Cuốn sách này cung cấp một sự diễn giải sâu sắc và có hệ thống về vũ trụ, thân thể con người và con đường tu luyện ở một tầng nhận thức cao hơn.</w:t>
-      </w:r>
-    </w:p>
-    <w:p>
-      <w:pPr>
-        <w:keepNext w:val="0"/>
-        <w:keepLines w:val="0"/>
-        <w:pageBreakBefore w:val="0"/>
-        <w:widowControl/>
-        <w:kinsoku/>
-        <w:wordWrap/>
-        <w:overflowPunct/>
-        <w:topLinePunct w:val="0"/>
-        <w:autoSpaceDE/>
-        <w:autoSpaceDN/>
-        <w:bidi w:val="0"/>
-        <w:adjustRightInd/>
-        <w:snapToGrid/>
-        <w:spacing w:before="200" w:after="200"/>
-        <w:jc w:val="both"/>
-        <w:textAlignment w:val="auto"/>
-        <w:rPr>
-          <w:rFonts w:hint="default" w:ascii="Palatino Linotype" w:hAnsi="Palatino Linotype"/>
-          <w:sz w:val="24"/>
-          <w:szCs w:val="24"/>
-        </w:rPr>
-      </w:pPr>
-    </w:p>
-    <w:p>
-      <w:pPr>
-        <w:keepNext w:val="0"/>
-        <w:keepLines w:val="0"/>
-        <w:pageBreakBefore w:val="0"/>
-        <w:widowControl/>
-        <w:kinsoku/>
-        <w:wordWrap/>
-        <w:overflowPunct/>
-        <w:topLinePunct w:val="0"/>
-        <w:autoSpaceDE/>
-        <w:autoSpaceDN/>
-        <w:bidi w:val="0"/>
-        <w:adjustRightInd/>
-        <w:snapToGrid/>
-        <w:spacing w:before="200" w:after="200"/>
-        <w:jc w:val="center"/>
-        <w:textAlignment w:val="auto"/>
-        <w:rPr>
-          <w:rFonts w:hint="default" w:ascii="Palatino Linotype" w:hAnsi="Palatino Linotype"/>
-          <w:sz w:val="24"/>
-          <w:szCs w:val="24"/>
-          <w:lang w:val="en-US"/>
-        </w:rPr>
-      </w:pPr>
-      <w:r>
-        <w:rPr>
-          <w:rFonts w:hint="default" w:ascii="Palatino Linotype" w:hAnsi="Palatino Linotype"/>
-          <w:sz w:val="24"/>
-          <w:szCs w:val="24"/>
-          <w:lang w:val="en-US"/>
-        </w:rPr>
-        <w:t>*  *  *  *  *</w:t>
-      </w:r>
     </w:p>
     <w:p>
       <w:pPr>
@@ -30473,22 +30503,6 @@
                       <a:ln w="6350">
                         <a:noFill/>
                       </a:ln>
-                      <a:extLst>
-                        <a:ext uri="{909E8E84-426E-40DD-AFC4-6F175D3DCCD1}">
-                          <a14:hiddenFill xmlns:a14="http://schemas.microsoft.com/office/drawing/2010/main">
-                            <a:solidFill>
-                              <a:schemeClr val="lt1"/>
-                            </a:solidFill>
-                          </a14:hiddenFill>
-                        </a:ext>
-                        <a:ext uri="{91240B29-F687-4F45-9708-019B960494DF}">
-                          <a14:hiddenLine xmlns:a14="http://schemas.microsoft.com/office/drawing/2010/main" w="6350">
-                            <a:solidFill>
-                              <a:prstClr val="black"/>
-                            </a:solidFill>
-                          </a14:hiddenLine>
-                        </a:ext>
-                      </a:extLst>
                     </wps:spPr>
                     <wps:style>
                       <a:lnRef idx="0">
@@ -30539,7 +30553,7 @@
         </mc:Choice>
         <mc:Fallback>
           <w:pict>
-            <v:shape id="_x0000_s1026" o:spid="_x0000_s1026" o:spt="202" type="#_x0000_t202" style="position:absolute;left:0pt;margin-top:0pt;height:144pt;width:144pt;mso-position-horizontal:center;mso-position-horizontal-relative:margin;mso-wrap-style:none;z-index:251659264;mso-width-relative:page;mso-height-relative:page;" filled="f" stroked="f" coordsize="21600,21600" o:gfxdata="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">
+            <v:shape id="_x0000_s1026" o:spid="_x0000_s1026" o:spt="202" type="#_x0000_t202" style="position:absolute;left:0pt;margin-top:0pt;height:144pt;width:144pt;mso-position-horizontal:center;mso-position-horizontal-relative:margin;mso-wrap-style:none;z-index:251659264;mso-width-relative:page;mso-height-relative:page;" filled="f" stroked="f" coordsize="21600,21600" o:gfxdata="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">
               <v:fill on="f" focussize="0,0"/>
               <v:stroke on="f" weight="0.5pt"/>
               <v:imagedata o:title=""/>
@@ -30620,10 +30634,10 @@
     </w:lvl>
   </w:abstractNum>
   <w:num w:numId="1">
-    <w:abstractNumId w:val="0"/>
+    <w:abstractNumId w:val="1"/>
   </w:num>
   <w:num w:numId="2">
-    <w:abstractNumId w:val="1"/>
+    <w:abstractNumId w:val="0"/>
   </w:num>
 </w:numbering>
 </file>

--- a/All_Books/10_UNIVERSE_BEYOND_BIG_BANG/UNIVERSE_BEYOND_BIG_BANG_vi.docx
+++ b/All_Books/10_UNIVERSE_BEYOND_BIG_BANG/UNIVERSE_BEYOND_BIG_BANG_vi.docx
@@ -28614,8 +28614,6 @@
           <w:lang w:val="en-US"/>
         </w:rPr>
       </w:pPr>
-      <w:bookmarkStart w:id="28" w:name="_GoBack"/>
-      <w:bookmarkEnd w:id="28"/>
       <w:r>
         <w:rPr>
           <w:rFonts w:hint="default" w:ascii="Palatino Linotype" w:hAnsi="Palatino Linotype"/>
@@ -28849,8 +28847,10 @@
           <w:rFonts w:hint="default" w:ascii="Palatino Linotype" w:hAnsi="Palatino Linotype" w:cs="Palatino Linotype"/>
           <w:lang w:val="en-US"/>
         </w:rPr>
-        <w:t xml:space="preserve">cô </w:t>
-      </w:r>
+        <w:t xml:space="preserve">anh </w:t>
+      </w:r>
+      <w:bookmarkStart w:id="28" w:name="_GoBack"/>
+      <w:bookmarkEnd w:id="28"/>
       <w:r>
         <w:rPr>
           <w:rFonts w:hint="default" w:ascii="Palatino Linotype" w:hAnsi="Palatino Linotype" w:cs="Palatino Linotype"/>
@@ -30684,7 +30684,7 @@
     <w:lsdException w:unhideWhenUsed="0" w:uiPriority="0" w:semiHidden="0" w:name="Normal Indent"/>
     <w:lsdException w:unhideWhenUsed="0" w:uiPriority="0" w:semiHidden="0" w:name="footnote text"/>
     <w:lsdException w:unhideWhenUsed="0" w:uiPriority="0" w:semiHidden="0" w:name="annotation text"/>
-    <w:lsdException w:unhideWhenUsed="0" w:uiPriority="0" w:semiHidden="0" w:name="header"/>
+    <w:lsdException w:qFormat="1" w:unhideWhenUsed="0" w:uiPriority="0" w:semiHidden="0" w:name="header"/>
     <w:lsdException w:qFormat="1" w:unhideWhenUsed="0" w:uiPriority="0" w:semiHidden="0" w:name="footer"/>
     <w:lsdException w:unhideWhenUsed="0" w:uiPriority="0" w:semiHidden="0" w:name="index heading"/>
     <w:lsdException w:qFormat="1" w:uiPriority="0" w:name="caption"/>
@@ -31022,6 +31022,7 @@
   <w:style w:type="paragraph" w:styleId="9">
     <w:name w:val="header"/>
     <w:basedOn w:val="1"/>
+    <w:qFormat/>
     <w:uiPriority w:val="0"/>
     <w:pPr>
       <w:tabs>

--- a/All_Books/10_UNIVERSE_BEYOND_BIG_BANG/UNIVERSE_BEYOND_BIG_BANG_vi.docx
+++ b/All_Books/10_UNIVERSE_BEYOND_BIG_BANG/UNIVERSE_BEYOND_BIG_BANG_vi.docx
@@ -97,22 +97,27 @@
     </w:p>
     <w:p>
       <w:pPr>
+        <w:pStyle w:val="2"/>
+        <w:bidi w:val="0"/>
+        <w:spacing w:line="240" w:lineRule="auto"/>
         <w:jc w:val="center"/>
         <w:rPr>
-          <w:rFonts w:hint="default" w:ascii="Palatino Linotype" w:hAnsi="Palatino Linotype"/>
-          <w:i w:val="0"/>
-          <w:iCs w:val="0"/>
-          <w:sz w:val="28"/>
-          <w:szCs w:val="28"/>
-        </w:rPr>
-      </w:pPr>
-      <w:r>
-        <w:rPr>
-          <w:rFonts w:hint="default" w:ascii="Palatino Linotype" w:hAnsi="Palatino Linotype"/>
-          <w:i w:val="0"/>
-          <w:iCs w:val="0"/>
-          <w:sz w:val="28"/>
-          <w:szCs w:val="28"/>
+          <w:rFonts w:hint="default" w:ascii="Palatino Linotype" w:hAnsi="Palatino Linotype" w:cs="Palatino Linotype"/>
+          <w:b w:val="0"/>
+          <w:bCs w:val="0"/>
+          <w:sz w:val="28"/>
+          <w:szCs w:val="28"/>
+          <w:lang w:val="en-US"/>
+        </w:rPr>
+      </w:pPr>
+      <w:r>
+        <w:rPr>
+          <w:rFonts w:hint="default" w:ascii="Palatino Linotype" w:hAnsi="Palatino Linotype" w:cs="Palatino Linotype"/>
+          <w:b w:val="0"/>
+          <w:bCs w:val="0"/>
+          <w:sz w:val="28"/>
+          <w:szCs w:val="28"/>
+          <w:lang w:val="en-US"/>
         </w:rPr>
         <w:t>THE UNIVERSE BEYOND THE BIG BANG</w:t>
       </w:r>
@@ -515,31 +520,21 @@
     </w:p>
     <w:p>
       <w:pPr>
-        <w:rPr>
-          <w:rFonts w:hint="default" w:ascii="Palatino Linotype" w:hAnsi="Palatino Linotype"/>
-          <w:sz w:val="28"/>
-          <w:szCs w:val="28"/>
-        </w:rPr>
-      </w:pPr>
-    </w:p>
-    <w:p>
-      <w:pPr>
-        <w:rPr>
-          <w:rFonts w:hint="default" w:ascii="Palatino Linotype" w:hAnsi="Palatino Linotype"/>
-          <w:b/>
-          <w:bCs/>
-          <w:sz w:val="28"/>
-          <w:szCs w:val="28"/>
-          <w:lang w:val="en-US"/>
-        </w:rPr>
-      </w:pPr>
-      <w:r>
-        <w:rPr>
-          <w:rFonts w:hint="default" w:ascii="Palatino Linotype" w:hAnsi="Palatino Linotype"/>
-          <w:b/>
-          <w:bCs/>
-          <w:sz w:val="28"/>
-          <w:szCs w:val="28"/>
+        <w:pStyle w:val="2"/>
+        <w:bidi w:val="0"/>
+        <w:spacing w:line="240" w:lineRule="auto"/>
+        <w:rPr>
+          <w:rFonts w:hint="default" w:ascii="Palatino Linotype" w:hAnsi="Palatino Linotype" w:cs="Palatino Linotype"/>
+          <w:sz w:val="36"/>
+          <w:szCs w:val="36"/>
+          <w:lang w:val="en-US"/>
+        </w:rPr>
+      </w:pPr>
+      <w:r>
+        <w:rPr>
+          <w:rFonts w:hint="default" w:ascii="Palatino Linotype" w:hAnsi="Palatino Linotype" w:cs="Palatino Linotype"/>
+          <w:sz w:val="36"/>
+          <w:szCs w:val="36"/>
           <w:lang w:val="en-US"/>
         </w:rPr>
         <w:t>MỤC LỤC</w:t>
@@ -27288,28 +27283,34 @@
     </w:p>
     <w:p>
       <w:pPr>
-        <w:pStyle w:val="3"/>
+        <w:pStyle w:val="2"/>
         <w:bidi w:val="0"/>
         <w:spacing w:line="240" w:lineRule="auto"/>
         <w:rPr>
           <w:rFonts w:hint="default" w:ascii="Palatino Linotype" w:hAnsi="Palatino Linotype" w:cs="Palatino Linotype"/>
-          <w:sz w:val="36"/>
-          <w:szCs w:val="36"/>
+          <w:b/>
+          <w:bCs/>
+          <w:sz w:val="44"/>
+          <w:szCs w:val="44"/>
           <w:lang w:val="en-US" w:eastAsia="zh-CN"/>
         </w:rPr>
       </w:pPr>
+      <w:bookmarkStart w:id="28" w:name="_GoBack"/>
       <w:bookmarkStart w:id="25" w:name="_Toc9684"/>
       <w:r>
         <w:rPr>
           <w:rFonts w:hint="default" w:ascii="Palatino Linotype" w:hAnsi="Palatino Linotype" w:cs="Palatino Linotype"/>
-          <w:sz w:val="36"/>
-          <w:szCs w:val="36"/>
+          <w:b/>
+          <w:bCs/>
+          <w:sz w:val="44"/>
+          <w:szCs w:val="44"/>
           <w:lang w:val="en-US" w:eastAsia="zh-CN"/>
         </w:rPr>
         <w:t>LỜI KẾT: LẮNG NGHE NHỊP THỞ CỦA VŨ TRỤ</w:t>
       </w:r>
       <w:bookmarkEnd w:id="25"/>
     </w:p>
+    <w:bookmarkEnd w:id="28"/>
     <w:p>
       <w:pPr>
         <w:jc w:val="both"/>
@@ -27611,13 +27612,15 @@
     </w:p>
     <w:p>
       <w:pPr>
-        <w:pStyle w:val="3"/>
+        <w:pStyle w:val="2"/>
         <w:bidi w:val="0"/>
         <w:spacing w:line="240" w:lineRule="auto"/>
         <w:rPr>
           <w:rFonts w:hint="default" w:ascii="Palatino Linotype" w:hAnsi="Palatino Linotype" w:cs="Palatino Linotype"/>
-          <w:sz w:val="36"/>
-          <w:szCs w:val="36"/>
+          <w:b/>
+          <w:bCs/>
+          <w:sz w:val="44"/>
+          <w:szCs w:val="44"/>
           <w:lang w:val="en-US" w:eastAsia="zh-CN"/>
         </w:rPr>
       </w:pPr>
@@ -27625,8 +27628,10 @@
       <w:r>
         <w:rPr>
           <w:rFonts w:hint="default" w:ascii="Palatino Linotype" w:hAnsi="Palatino Linotype" w:cs="Palatino Linotype"/>
-          <w:sz w:val="36"/>
-          <w:szCs w:val="36"/>
+          <w:b/>
+          <w:bCs/>
+          <w:sz w:val="44"/>
+          <w:szCs w:val="44"/>
           <w:lang w:val="en-US" w:eastAsia="zh-CN"/>
         </w:rPr>
         <w:t>PHỤ LỤC</w:t>
@@ -28637,13 +28642,15 @@
     </w:p>
     <w:p>
       <w:pPr>
-        <w:pStyle w:val="3"/>
+        <w:pStyle w:val="2"/>
         <w:bidi w:val="0"/>
         <w:spacing w:line="240" w:lineRule="auto"/>
         <w:rPr>
           <w:rFonts w:hint="default" w:ascii="Palatino Linotype" w:hAnsi="Palatino Linotype" w:cs="Palatino Linotype"/>
-          <w:sz w:val="36"/>
-          <w:szCs w:val="36"/>
+          <w:b/>
+          <w:bCs/>
+          <w:sz w:val="44"/>
+          <w:szCs w:val="44"/>
           <w:lang w:val="en-US" w:eastAsia="zh-CN"/>
         </w:rPr>
       </w:pPr>
@@ -28651,8 +28658,10 @@
       <w:r>
         <w:rPr>
           <w:rFonts w:hint="default" w:ascii="Palatino Linotype" w:hAnsi="Palatino Linotype" w:cs="Palatino Linotype"/>
-          <w:sz w:val="36"/>
-          <w:szCs w:val="36"/>
+          <w:b/>
+          <w:bCs/>
+          <w:sz w:val="44"/>
+          <w:szCs w:val="44"/>
           <w:lang w:val="en-US" w:eastAsia="zh-CN"/>
         </w:rPr>
         <w:t>VỀ TÁC GIẢ &amp; DỰ ÁN THE LIVES MEDIA</w:t>
@@ -28849,8 +28858,6 @@
         </w:rPr>
         <w:t xml:space="preserve">anh </w:t>
       </w:r>
-      <w:bookmarkStart w:id="28" w:name="_GoBack"/>
-      <w:bookmarkEnd w:id="28"/>
       <w:r>
         <w:rPr>
           <w:rFonts w:hint="default" w:ascii="Palatino Linotype" w:hAnsi="Palatino Linotype" w:cs="Palatino Linotype"/>

--- a/All_Books/10_UNIVERSE_BEYOND_BIG_BANG/UNIVERSE_BEYOND_BIG_BANG_vi.docx
+++ b/All_Books/10_UNIVERSE_BEYOND_BIG_BANG/UNIVERSE_BEYOND_BIG_BANG_vi.docx
@@ -1102,8 +1102,6 @@
             </w:rPr>
             <w:t>Chương 2: Ý THỨC VÀ VẬT CHẤT - MỘT MỐI QUAN HỆ HAI CHIỀU</w:t>
           </w:r>
-          <w:bookmarkStart w:id="28" w:name="_GoBack"/>
-          <w:bookmarkEnd w:id="28"/>
           <w:r>
             <w:tab/>
           </w:r>
@@ -3787,6 +3785,16 @@
           <w:szCs w:val="28"/>
         </w:rPr>
       </w:pPr>
+    </w:p>
+    <w:p>
+      <w:pPr>
+        <w:jc w:val="both"/>
+        <w:rPr>
+          <w:rFonts w:hint="default" w:ascii="Palatino Linotype" w:hAnsi="Palatino Linotype"/>
+          <w:sz w:val="28"/>
+          <w:szCs w:val="28"/>
+        </w:rPr>
+      </w:pPr>
       <w:r>
         <w:rPr>
           <w:rFonts w:hint="default" w:ascii="Palatino Linotype" w:hAnsi="Palatino Linotype"/>
@@ -3925,6 +3933,16 @@
         </w:rPr>
         <w:t>Chiếc kính thiên văn vô tuyến khổng lồ ở Arecibo không phải là một con mắt, nó là một đôi tai khổng lồ, lắng nghe những tiếng thì thầm bằng sóng vô tuyến của vũ trụ sơ khai. Máy dò sóng hấp dẫn LIGO không nhìn, cũng không nghe, nó "cảm nhận" những rung động li ti của chính không-thời gian, như một ngón tay siêu nhạy cảm chạm vào mặt nước gợn sóng.</w:t>
       </w:r>
+    </w:p>
+    <w:p>
+      <w:pPr>
+        <w:jc w:val="both"/>
+        <w:rPr>
+          <w:rFonts w:hint="default" w:ascii="Palatino Linotype" w:hAnsi="Palatino Linotype"/>
+          <w:sz w:val="28"/>
+          <w:szCs w:val="28"/>
+        </w:rPr>
+      </w:pPr>
     </w:p>
     <w:p>
       <w:pPr>
@@ -4862,6 +4880,18 @@
         </w:rPr>
         <w:t>Nhưng rồi một ngày, khi đang lượn trên một đỉnh núi cao, anh nhìn lên bầu trời xanh thẳm, thấy vầng trăng mờ ảo hiện ra ngay cả giữa ban ngày, và anh khao khát được chạm vào nó.</w:t>
       </w:r>
+    </w:p>
+    <w:p>
+      <w:pPr>
+        <w:jc w:val="both"/>
+        <w:rPr>
+          <w:rFonts w:hint="default" w:ascii="Palatino Linotype" w:hAnsi="Palatino Linotype"/>
+          <w:sz w:val="28"/>
+          <w:szCs w:val="28"/>
+        </w:rPr>
+      </w:pPr>
+      <w:bookmarkStart w:id="28" w:name="_GoBack"/>
+      <w:bookmarkEnd w:id="28"/>
     </w:p>
     <w:p>
       <w:pPr>

--- a/All_Books/10_UNIVERSE_BEYOND_BIG_BANG/UNIVERSE_BEYOND_BIG_BANG_vi.docx
+++ b/All_Books/10_UNIVERSE_BEYOND_BIG_BANG/UNIVERSE_BEYOND_BIG_BANG_vi.docx
@@ -4890,8 +4890,6 @@
           <w:szCs w:val="28"/>
         </w:rPr>
       </w:pPr>
-      <w:bookmarkStart w:id="28" w:name="_GoBack"/>
-      <w:bookmarkEnd w:id="28"/>
     </w:p>
     <w:p>
       <w:pPr>
@@ -9395,8 +9393,8 @@
       <w:r>
         <w:rPr>
           <w:rFonts w:hint="default" w:ascii="Palatino Linotype" w:hAnsi="Palatino Linotype" w:cs="Palatino Linotype"/>
-          <w:sz w:val="36"/>
-          <w:szCs w:val="36"/>
+          <w:sz w:val="32"/>
+          <w:szCs w:val="32"/>
           <w:lang w:val="en-US" w:eastAsia="zh-CN"/>
         </w:rPr>
         <w:t>Chương 5: BẢN ĐỒ CỦA DÒNG CHẢY - NGŨ HÀNH VÀ NĂNG LƯỢNG</w:t>
@@ -27631,6 +27629,7 @@
           <w:lang w:val="en-US" w:eastAsia="zh-CN"/>
         </w:rPr>
       </w:pPr>
+      <w:bookmarkStart w:id="28" w:name="_GoBack"/>
       <w:bookmarkStart w:id="25" w:name="_Toc9684"/>
       <w:r>
         <w:rPr>
@@ -27644,6 +27643,7 @@
         <w:t>LỜI KẾT: LẮNG NGHE NHỊP THỞ CỦA VŨ TRỤ</w:t>
       </w:r>
       <w:bookmarkEnd w:id="25"/>
+      <w:bookmarkEnd w:id="28"/>
     </w:p>
     <w:p>
       <w:pPr>
